--- a/paper_JOSS/PyGap_JOSS_v2.docx
+++ b/paper_JOSS/PyGap_JOSS_v2.docx
@@ -921,7 +921,7 @@
       </w:pPr>
       <w:r>
         <w:rPr>
-          <w:rFonts w:hint="eastAsia" w:ascii="Times New Roman" w:hAnsi="Times New Roman" w:cs="Times New Roman"/>
+          <w:rFonts w:ascii="Times New Roman" w:hAnsi="Times New Roman" w:cs="Times New Roman" w:hint="eastAsia"/>
           <w:sz w:val="22"/>
           <w:szCs w:val="22"/>
           <w:lang w:val="en-CA"/>
@@ -975,7 +975,7 @@
       </w:r>
       <w:r>
         <w:rPr>
-          <w:rFonts w:hint="eastAsia" w:ascii="Times New Roman" w:hAnsi="Times New Roman" w:cs="Times New Roman"/>
+          <w:rFonts w:ascii="Times New Roman" w:hAnsi="Times New Roman" w:cs="Times New Roman" w:hint="eastAsia"/>
           <w:sz w:val="22"/>
           <w:szCs w:val="22"/>
           <w:lang w:val="en-CA"/>
@@ -993,7 +993,7 @@
       </w:r>
       <w:r>
         <w:rPr>
-          <w:rFonts w:hint="eastAsia" w:ascii="Times New Roman" w:hAnsi="Times New Roman" w:cs="Times New Roman"/>
+          <w:rFonts w:ascii="Times New Roman" w:hAnsi="Times New Roman" w:cs="Times New Roman" w:hint="eastAsia"/>
           <w:sz w:val="22"/>
           <w:szCs w:val="22"/>
           <w:lang w:val="en-CA"/>
@@ -1047,7 +1047,7 @@
       </w:r>
       <w:r>
         <w:rPr>
-          <w:rFonts w:hint="eastAsia" w:ascii="Times New Roman" w:hAnsi="Times New Roman" w:cs="Times New Roman"/>
+          <w:rFonts w:ascii="Times New Roman" w:hAnsi="Times New Roman" w:cs="Times New Roman" w:hint="eastAsia"/>
           <w:sz w:val="22"/>
           <w:szCs w:val="22"/>
           <w:lang w:val="en-CA"/>
@@ -1065,7 +1065,7 @@
       </w:r>
       <w:r>
         <w:rPr>
-          <w:rFonts w:hint="eastAsia" w:ascii="Times New Roman" w:hAnsi="Times New Roman" w:cs="Times New Roman"/>
+          <w:rFonts w:ascii="Times New Roman" w:hAnsi="Times New Roman" w:cs="Times New Roman" w:hint="eastAsia"/>
           <w:sz w:val="22"/>
           <w:szCs w:val="22"/>
           <w:lang w:val="en-CA"/>
@@ -1083,7 +1083,7 @@
       </w:r>
       <w:r>
         <w:rPr>
-          <w:rFonts w:hint="eastAsia" w:ascii="Times New Roman" w:hAnsi="Times New Roman" w:cs="Times New Roman"/>
+          <w:rFonts w:ascii="Times New Roman" w:hAnsi="Times New Roman" w:cs="Times New Roman" w:hint="eastAsia"/>
           <w:sz w:val="22"/>
           <w:szCs w:val="22"/>
           <w:lang w:val="en-CA"/>
@@ -1166,7 +1166,7 @@
       </w:r>
       <w:r>
         <w:rPr>
-          <w:rFonts w:hint="eastAsia" w:ascii="Times New Roman" w:hAnsi="Times New Roman" w:cs="Times New Roman"/>
+          <w:rFonts w:ascii="Times New Roman" w:hAnsi="Times New Roman" w:cs="Times New Roman" w:hint="eastAsia"/>
           <w:sz w:val="22"/>
           <w:szCs w:val="22"/>
           <w:lang w:val="en-CA"/>
@@ -1216,11 +1216,12 @@
           <w:szCs w:val="22"/>
           <w:lang w:val="en-CA"/>
         </w:rPr>
+        <w:lastRenderedPageBreak/>
         <w:t xml:space="preserve">EigenSig does not require </w:t>
       </w:r>
       <w:r>
         <w:rPr>
-          <w:rFonts w:hint="eastAsia" w:ascii="Times New Roman" w:hAnsi="Times New Roman" w:cs="Times New Roman"/>
+          <w:rFonts w:ascii="Times New Roman" w:hAnsi="Times New Roman" w:cs="Times New Roman" w:hint="eastAsia"/>
           <w:sz w:val="22"/>
           <w:szCs w:val="22"/>
           <w:lang w:val="en-CA"/>
@@ -1238,7 +1239,7 @@
       </w:r>
       <w:r>
         <w:rPr>
-          <w:rFonts w:hint="eastAsia" w:ascii="Times New Roman" w:hAnsi="Times New Roman" w:cs="Times New Roman"/>
+          <w:rFonts w:ascii="Times New Roman" w:hAnsi="Times New Roman" w:cs="Times New Roman" w:hint="eastAsia"/>
           <w:sz w:val="22"/>
           <w:szCs w:val="22"/>
           <w:lang w:val="en-CA"/>
@@ -1256,7 +1257,7 @@
       </w:r>
       <w:r>
         <w:rPr>
-          <w:rFonts w:hint="eastAsia" w:ascii="Times New Roman" w:hAnsi="Times New Roman" w:cs="Times New Roman"/>
+          <w:rFonts w:ascii="Times New Roman" w:hAnsi="Times New Roman" w:cs="Times New Roman" w:hint="eastAsia"/>
           <w:sz w:val="22"/>
           <w:szCs w:val="22"/>
           <w:lang w:val="en-CA"/>
@@ -1401,7 +1402,7 @@
       <w:proofErr w:type="spellStart"/>
       <w:r>
         <w:rPr>
-          <w:rFonts w:hint="eastAsia" w:ascii="Times New Roman" w:hAnsi="Times New Roman" w:cs="Times New Roman"/>
+          <w:rFonts w:ascii="Times New Roman" w:hAnsi="Times New Roman" w:cs="Times New Roman" w:hint="eastAsia"/>
           <w:sz w:val="22"/>
           <w:szCs w:val="22"/>
           <w:lang w:val="en-CA"/>
@@ -1411,7 +1412,7 @@
       <w:proofErr w:type="spellEnd"/>
       <w:r>
         <w:rPr>
-          <w:rFonts w:hint="eastAsia" w:ascii="Times New Roman" w:hAnsi="Times New Roman" w:cs="Times New Roman"/>
+          <w:rFonts w:ascii="Times New Roman" w:hAnsi="Times New Roman" w:cs="Times New Roman" w:hint="eastAsia"/>
           <w:sz w:val="22"/>
           <w:szCs w:val="22"/>
           <w:lang w:val="en-CA"/>
@@ -1438,7 +1439,7 @@
       </w:r>
       <w:r>
         <w:rPr>
-          <w:rFonts w:hint="eastAsia" w:ascii="Times New Roman" w:hAnsi="Times New Roman" w:cs="Times New Roman"/>
+          <w:rFonts w:ascii="Times New Roman" w:hAnsi="Times New Roman" w:cs="Times New Roman" w:hint="eastAsia"/>
           <w:sz w:val="22"/>
           <w:szCs w:val="22"/>
           <w:lang w:val="en-CA"/>
@@ -1456,7 +1457,7 @@
       </w:r>
       <w:r>
         <w:rPr>
-          <w:rFonts w:hint="eastAsia" w:ascii="Times New Roman" w:hAnsi="Times New Roman" w:cs="Times New Roman"/>
+          <w:rFonts w:ascii="Times New Roman" w:hAnsi="Times New Roman" w:cs="Times New Roman" w:hint="eastAsia"/>
           <w:sz w:val="22"/>
           <w:szCs w:val="22"/>
           <w:lang w:val="en-CA"/>
@@ -1474,7 +1475,7 @@
       </w:r>
       <w:r>
         <w:rPr>
-          <w:rFonts w:hint="eastAsia" w:ascii="Times New Roman" w:hAnsi="Times New Roman" w:cs="Times New Roman"/>
+          <w:rFonts w:ascii="Times New Roman" w:hAnsi="Times New Roman" w:cs="Times New Roman" w:hint="eastAsia"/>
           <w:sz w:val="22"/>
           <w:szCs w:val="22"/>
           <w:lang w:val="en-CA"/>
@@ -2758,6 +2759,7 @@
           <w:szCs w:val="22"/>
           <w:lang w:val="en-CA"/>
         </w:rPr>
+        <w:lastRenderedPageBreak/>
         <w:t xml:space="preserve">where </w:t>
       </w:r>
       <m:oMath>
@@ -2839,14 +2841,6 @@
           <w:lang w:val="en-CA"/>
         </w:rPr>
         <w:noBreakHyphen/>
-      </w:r>
-      <w:r>
-        <w:rPr>
-          <w:rFonts w:ascii="Times New Roman" w:hAnsi="Times New Roman" w:cs="Times New Roman"/>
-          <w:sz w:val="22"/>
-          <w:szCs w:val="22"/>
-          <w:lang w:val="en-CA"/>
-        </w:rPr>
         <w:t>one components:</w:t>
       </w:r>
     </w:p>
@@ -4046,6 +4040,7 @@
         </w:rPr>
         <w:t xml:space="preserve">polynomial trends </w:t>
       </w:r>
+      <w:proofErr w:type="gramStart"/>
       <w:r>
         <w:rPr>
           <w:rFonts w:ascii="Times New Roman" w:hAnsi="Times New Roman" w:cs="Times New Roman"/>
@@ -4078,6 +4073,7 @@
         </w:rPr>
         <w:t>K</w:t>
       </w:r>
+      <w:proofErr w:type="gramEnd"/>
       <w:r>
         <w:rPr>
           <w:rFonts w:ascii="Times New Roman" w:hAnsi="Times New Roman" w:cs="Times New Roman"/>
@@ -4218,34 +4214,7 @@
                   <w:szCs w:val="22"/>
                   <w:lang w:val="en-CA"/>
                 </w:rPr>
-                <m:t>y</m:t>
-              </m:r>
-              <m:r>
-                <w:rPr>
-                  <w:rFonts w:ascii="Cambria Math" w:hAnsi="Cambria Math" w:cs="Times New Roman"/>
-                  <w:sz w:val="22"/>
-                  <w:szCs w:val="22"/>
-                  <w:lang w:val="en-CA"/>
-                </w:rPr>
-                <m:t>(</m:t>
-              </m:r>
-              <m:r>
-                <w:rPr>
-                  <w:rFonts w:ascii="Cambria Math" w:hAnsi="Cambria Math" w:cs="Times New Roman"/>
-                  <w:sz w:val="22"/>
-                  <w:szCs w:val="22"/>
-                  <w:lang w:val="en-CA"/>
-                </w:rPr>
-                <m:t>t</m:t>
-              </m:r>
-              <m:r>
-                <w:rPr>
-                  <w:rFonts w:ascii="Cambria Math" w:hAnsi="Cambria Math" w:cs="Times New Roman"/>
-                  <w:sz w:val="22"/>
-                  <w:szCs w:val="22"/>
-                  <w:lang w:val="en-CA"/>
-                </w:rPr>
-                <m:t>)=</m:t>
+                <m:t>y(t)=</m:t>
               </m:r>
               <m:sSub>
                 <m:sSubPr>
@@ -4331,16 +4300,7 @@
                   <w:szCs w:val="22"/>
                   <w:lang w:val="en-CA"/>
                 </w:rPr>
-                <m:t>t</m:t>
-              </m:r>
-              <m:r>
-                <w:rPr>
-                  <w:rFonts w:ascii="Cambria Math" w:hAnsi="Cambria Math" w:cs="Times New Roman"/>
-                  <w:sz w:val="22"/>
-                  <w:szCs w:val="22"/>
-                  <w:lang w:val="en-CA"/>
-                </w:rPr>
-                <m:t>+</m:t>
+                <m:t>t+</m:t>
               </m:r>
               <m:nary>
                 <m:naryPr>
@@ -4364,16 +4324,7 @@
                       <w:szCs w:val="22"/>
                       <w:lang w:val="en-CA"/>
                     </w:rPr>
-                    <m:t>k</m:t>
-                  </m:r>
-                  <m:r>
-                    <w:rPr>
-                      <w:rFonts w:ascii="Cambria Math" w:hAnsi="Cambria Math" w:cs="Times New Roman"/>
-                      <w:sz w:val="22"/>
-                      <w:szCs w:val="22"/>
-                      <w:lang w:val="en-CA"/>
-                    </w:rPr>
-                    <m:t>=1</m:t>
+                    <m:t>k=1</m:t>
                   </m:r>
                 </m:sub>
                 <m:sup>
@@ -4453,16 +4404,7 @@
                           <w:szCs w:val="22"/>
                           <w:lang w:val="en-CA"/>
                         </w:rPr>
-                        <m:t>⁡</m:t>
-                      </m:r>
-                      <m:r>
-                        <w:rPr>
-                          <w:rFonts w:ascii="Cambria Math" w:hAnsi="Cambria Math" w:cs="Times New Roman"/>
-                          <w:sz w:val="22"/>
-                          <w:szCs w:val="22"/>
-                          <w:lang w:val="en-CA"/>
-                        </w:rPr>
-                        <m:t>(</m:t>
+                        <m:t>⁡(</m:t>
                       </m:r>
                       <m:sSub>
                         <m:sSubPr>
@@ -4505,16 +4447,7 @@
                           <w:szCs w:val="22"/>
                           <w:lang w:val="en-CA"/>
                         </w:rPr>
-                        <m:t>t</m:t>
-                      </m:r>
-                      <m:r>
-                        <w:rPr>
-                          <w:rFonts w:ascii="Cambria Math" w:hAnsi="Cambria Math" w:cs="Times New Roman"/>
-                          <w:sz w:val="22"/>
-                          <w:szCs w:val="22"/>
-                          <w:lang w:val="en-CA"/>
-                        </w:rPr>
-                        <m:t>)+</m:t>
+                        <m:t>t)+</m:t>
                       </m:r>
                       <m:sSub>
                         <m:sSubPr>
@@ -4569,16 +4502,7 @@
                           <w:szCs w:val="22"/>
                           <w:lang w:val="en-CA"/>
                         </w:rPr>
-                        <m:t>⁡</m:t>
-                      </m:r>
-                      <m:r>
-                        <w:rPr>
-                          <w:rFonts w:ascii="Cambria Math" w:hAnsi="Cambria Math" w:cs="Times New Roman"/>
-                          <w:sz w:val="22"/>
-                          <w:szCs w:val="22"/>
-                          <w:lang w:val="en-CA"/>
-                        </w:rPr>
-                        <m:t>(</m:t>
+                        <m:t>⁡(</m:t>
                       </m:r>
                       <m:sSub>
                         <m:sSubPr>
@@ -4621,16 +4545,7 @@
                           <w:szCs w:val="22"/>
                           <w:lang w:val="en-CA"/>
                         </w:rPr>
-                        <m:t>t</m:t>
-                      </m:r>
-                      <m:r>
-                        <w:rPr>
-                          <w:rFonts w:ascii="Cambria Math" w:hAnsi="Cambria Math" w:cs="Times New Roman"/>
-                          <w:sz w:val="22"/>
-                          <w:szCs w:val="22"/>
-                          <w:lang w:val="en-CA"/>
-                        </w:rPr>
-                        <m:t>)</m:t>
+                        <m:t>t)</m:t>
                       </m:r>
                     </m:e>
                   </m:d>
@@ -4643,43 +4558,7 @@
                   <w:szCs w:val="22"/>
                   <w:lang w:val="en-CA"/>
                 </w:rPr>
-                <m:t>+</m:t>
-              </m:r>
-              <m:r>
-                <w:rPr>
-                  <w:rFonts w:ascii="Cambria Math" w:hAnsi="Cambria Math" w:cs="Times New Roman"/>
-                  <w:sz w:val="22"/>
-                  <w:szCs w:val="22"/>
-                  <w:lang w:val="en-CA"/>
-                </w:rPr>
-                <m:t>ε</m:t>
-              </m:r>
-              <m:r>
-                <w:rPr>
-                  <w:rFonts w:ascii="Cambria Math" w:hAnsi="Cambria Math" w:cs="Times New Roman"/>
-                  <w:sz w:val="22"/>
-                  <w:szCs w:val="22"/>
-                  <w:lang w:val="en-CA"/>
-                </w:rPr>
-                <m:t>(</m:t>
-              </m:r>
-              <m:r>
-                <w:rPr>
-                  <w:rFonts w:ascii="Cambria Math" w:hAnsi="Cambria Math" w:cs="Times New Roman"/>
-                  <w:sz w:val="22"/>
-                  <w:szCs w:val="22"/>
-                  <w:lang w:val="en-CA"/>
-                </w:rPr>
-                <m:t>t</m:t>
-              </m:r>
-              <m:r>
-                <w:rPr>
-                  <w:rFonts w:ascii="Cambria Math" w:hAnsi="Cambria Math" w:cs="Times New Roman"/>
-                  <w:sz w:val="22"/>
-                  <w:szCs w:val="22"/>
-                  <w:lang w:val="en-CA"/>
-                </w:rPr>
-                <m:t>)</m:t>
+                <m:t>+ε(t)</m:t>
               </m:r>
             </m:e>
             <m:e/>
@@ -5104,6 +4983,7 @@
         <w:pStyle w:val="Heading2"/>
       </w:pPr>
       <w:r>
+        <w:lastRenderedPageBreak/>
         <w:t>Examples:</w:t>
       </w:r>
     </w:p>
@@ -5236,9 +5116,17 @@
         <w:rPr>
           <w:rFonts w:ascii="Times New Roman" w:hAnsi="Times New Roman" w:cs="Times New Roman"/>
         </w:rPr>
-        <w:t>data_prepare.ipynb</w:t>
+        <w:t>data_</w:t>
+      </w:r>
+      <w:proofErr w:type="gramStart"/>
+      <w:r>
+        <w:rPr>
+          <w:rFonts w:ascii="Times New Roman" w:hAnsi="Times New Roman" w:cs="Times New Roman"/>
+        </w:rPr>
+        <w:t>prepare.ipynb</w:t>
       </w:r>
       <w:proofErr w:type="spellEnd"/>
+      <w:proofErr w:type="gramEnd"/>
       <w:r>
         <w:rPr>
           <w:rFonts w:ascii="Times New Roman" w:hAnsi="Times New Roman" w:cs="Times New Roman"/>
@@ -5437,14 +5325,6 @@
           <w:lang w:val="en-CA"/>
         </w:rPr>
         <w:noBreakHyphen/>
-      </w:r>
-      <w:r>
-        <w:rPr>
-          <w:rFonts w:ascii="Times New Roman" w:hAnsi="Times New Roman" w:cs="Times New Roman"/>
-          <w:sz w:val="22"/>
-          <w:szCs w:val="22"/>
-          <w:lang w:val="en-CA"/>
-        </w:rPr>
         <w:t>epoch structure in an eigenspace, EigenSig avoids explicit high</w:t>
       </w:r>
       <w:r>
@@ -5455,14 +5335,6 @@
           <w:lang w:val="en-CA"/>
         </w:rPr>
         <w:noBreakHyphen/>
-      </w:r>
-      <w:r>
-        <w:rPr>
-          <w:rFonts w:ascii="Times New Roman" w:hAnsi="Times New Roman" w:cs="Times New Roman"/>
-          <w:sz w:val="22"/>
-          <w:szCs w:val="22"/>
-          <w:lang w:val="en-CA"/>
-        </w:rPr>
         <w:t xml:space="preserve">frequency modeling while maintaining signal shape. This leads to improved </w:t>
       </w:r>
       <w:r>
@@ -5846,6 +5718,7 @@
         <w:rPr>
           <w:rStyle w:val="Heading1Char"/>
         </w:rPr>
+        <w:lastRenderedPageBreak/>
         <w:t>Table 1</w:t>
       </w:r>
       <w:r>
@@ -6825,16 +6698,12 @@
         <w:pStyle w:val="Heading1"/>
       </w:pPr>
       <w:r>
-        <w:rPr/>
         <w:t>Code</w:t>
       </w:r>
-      <w:ins w:author="Liu, Jon (he, him | il, lui)" w:date="2026-08-27T18:37:03.352Z" w16du:dateUtc="2026-08-27T18:37:03.352Z" w:id="1417469879">
-        <w:r>
-          <w:t xml:space="preserve"> </w:t>
-        </w:r>
-      </w:ins>
-      <w:r>
-        <w:rPr/>
+      <w:r>
+        <w:t xml:space="preserve"> </w:t>
+      </w:r>
+      <w:r>
         <w:t>Repository</w:t>
       </w:r>
     </w:p>
@@ -6855,20 +6724,35 @@
           <w:szCs w:val="22"/>
           <w:lang w:val="en-CA"/>
         </w:rPr>
-        <w:t xml:space="preserve">In </w:t>
-      </w:r>
-      <w:hyperlink r:id="Ra0b3e5ff08094eb0">
-        <w:r>
-          <w:rPr>
-            <w:rStyle w:val="Hyperlink"/>
-            <w:rFonts w:ascii="Times New Roman" w:hAnsi="Times New Roman" w:cs="Times New Roman"/>
-            <w:sz w:val="22"/>
-            <w:szCs w:val="22"/>
-            <w:lang w:val="en-CA"/>
-          </w:rPr>
-          <w:t>https://github.com/QingmouLi/PyGap</w:t>
-        </w:r>
-      </w:hyperlink>
+        <w:t>In</w:t>
+      </w:r>
+      <w:r>
+        <w:rPr>
+          <w:rFonts w:ascii="Times New Roman" w:hAnsi="Times New Roman" w:cs="Times New Roman"/>
+          <w:sz w:val="22"/>
+          <w:szCs w:val="22"/>
+          <w:lang w:val="en-CA"/>
+        </w:rPr>
+        <w:t xml:space="preserve"> </w:t>
+      </w:r>
+      <w:r>
+        <w:rPr>
+          <w:rFonts w:ascii="Times New Roman" w:hAnsi="Times New Roman" w:cs="Times New Roman"/>
+          <w:sz w:val="22"/>
+          <w:szCs w:val="22"/>
+          <w:lang w:val="en-CA"/>
+        </w:rPr>
+        <w:t>https://github.com/QingmouLi/pyga</w:t>
+      </w:r>
+      <w:r>
+        <w:rPr>
+          <w:rFonts w:ascii="Times New Roman" w:hAnsi="Times New Roman" w:cs="Times New Roman"/>
+          <w:sz w:val="22"/>
+          <w:szCs w:val="22"/>
+          <w:lang w:val="en-CA"/>
+        </w:rPr>
+        <w:t>p</w:t>
+      </w:r>
       <w:r>
         <w:rPr>
           <w:rFonts w:ascii="Times New Roman" w:hAnsi="Times New Roman" w:cs="Times New Roman"/>
@@ -6894,43 +6778,16 @@
           <w:szCs w:val="22"/>
           <w:lang w:val="en-CA"/>
         </w:rPr>
-        <w:t>nstallation, Examples</w:t>
-      </w:r>
-      <w:r>
-        <w:rPr>
-          <w:rFonts w:ascii="Times New Roman" w:hAnsi="Times New Roman" w:cs="Times New Roman"/>
-          <w:sz w:val="22"/>
-          <w:szCs w:val="22"/>
-          <w:lang w:val="en-CA"/>
-        </w:rPr>
-        <w:t xml:space="preserve"> (</w:t>
-      </w:r>
-      <w:r>
-        <w:rPr>
-          <w:rFonts w:ascii="Times New Roman" w:hAnsi="Times New Roman" w:cs="Times New Roman"/>
-          <w:sz w:val="22"/>
-          <w:szCs w:val="22"/>
-          <w:lang w:val="en-CA"/>
-        </w:rPr>
-        <w:t>Jupyter notebook, *.</w:t>
-      </w:r>
-      <w:r>
-        <w:rPr>
-          <w:rFonts w:ascii="Times New Roman" w:hAnsi="Times New Roman" w:cs="Times New Roman"/>
-          <w:sz w:val="22"/>
-          <w:szCs w:val="22"/>
-          <w:lang w:val="en-CA"/>
-        </w:rPr>
-        <w:t>py</w:t>
-      </w:r>
-      <w:r>
-        <w:rPr>
-          <w:rFonts w:ascii="Times New Roman" w:hAnsi="Times New Roman" w:cs="Times New Roman"/>
-          <w:sz w:val="22"/>
-          <w:szCs w:val="22"/>
-          <w:lang w:val="en-CA"/>
-        </w:rPr>
-        <w:t>, and example data files</w:t>
+        <w:t>nstallation, Examples (</w:t>
+      </w:r>
+      <w:r>
+        <w:rPr>
+          <w:rFonts w:ascii="Times New Roman" w:hAnsi="Times New Roman" w:cs="Times New Roman"/>
+          <w:sz w:val="22"/>
+          <w:szCs w:val="22"/>
+          <w:lang w:val="en-CA"/>
+        </w:rPr>
+        <w:t>Jupyter notebook, *.py, and example data files</w:t>
       </w:r>
       <w:r>
         <w:rPr>
@@ -7028,13 +6885,6 @@
           <w:szCs w:val="22"/>
         </w:rPr>
         <w:noBreakHyphen/>
-      </w:r>
-      <w:r>
-        <w:rPr>
-          <w:rFonts w:ascii="Times New Roman" w:hAnsi="Times New Roman" w:cs="Times New Roman"/>
-          <w:sz w:val="22"/>
-          <w:szCs w:val="22"/>
-        </w:rPr>
         <w:t xml:space="preserve">squares spectral analysis: Simple and efficient algorithms for irregularly sampled data. </w:t>
       </w:r>
       <w:r>
@@ -7053,7 +6903,16 @@
           <w:sz w:val="22"/>
           <w:szCs w:val="22"/>
         </w:rPr>
-        <w:t>, 81, 557–568. https://doi.org/10.1007/s00190</w:t>
+        <w:t xml:space="preserve">, 81, 557–568. </w:t>
+      </w:r>
+      <w:proofErr w:type="gramStart"/>
+      <w:r>
+        <w:rPr>
+          <w:rFonts w:ascii="Times New Roman" w:hAnsi="Times New Roman" w:cs="Times New Roman"/>
+          <w:sz w:val="22"/>
+          <w:szCs w:val="22"/>
+        </w:rPr>
+        <w:t>https://doi.org/10.1007/s00190</w:t>
       </w:r>
       <w:r>
         <w:rPr>
@@ -7062,13 +6921,6 @@
           <w:szCs w:val="22"/>
         </w:rPr>
         <w:noBreakHyphen/>
-      </w:r>
-      <w:r>
-        <w:rPr>
-          <w:rFonts w:ascii="Times New Roman" w:hAnsi="Times New Roman" w:cs="Times New Roman"/>
-          <w:sz w:val="22"/>
-          <w:szCs w:val="22"/>
-        </w:rPr>
         <w:t>007</w:t>
       </w:r>
       <w:r>
@@ -7078,13 +6930,6 @@
           <w:szCs w:val="22"/>
         </w:rPr>
         <w:noBreakHyphen/>
-      </w:r>
-      <w:r>
-        <w:rPr>
-          <w:rFonts w:ascii="Times New Roman" w:hAnsi="Times New Roman" w:cs="Times New Roman"/>
-          <w:sz w:val="22"/>
-          <w:szCs w:val="22"/>
-        </w:rPr>
         <w:t>0121</w:t>
       </w:r>
       <w:r>
@@ -7094,15 +6939,9 @@
           <w:szCs w:val="22"/>
         </w:rPr>
         <w:noBreakHyphen/>
-      </w:r>
-      <w:r>
-        <w:rPr>
-          <w:rFonts w:ascii="Times New Roman" w:hAnsi="Times New Roman" w:cs="Times New Roman"/>
-          <w:sz w:val="22"/>
-          <w:szCs w:val="22"/>
-        </w:rPr>
         <w:t>0</w:t>
       </w:r>
+      <w:proofErr w:type="gramEnd"/>
     </w:p>
     <w:p>
       <w:pPr>
@@ -7138,7 +6977,16 @@
           <w:sz w:val="22"/>
           <w:szCs w:val="22"/>
         </w:rPr>
-        <w:t>, 87, 351–360. https://doi.org/10.1007/s00190</w:t>
+        <w:t xml:space="preserve">, 87, 351–360. </w:t>
+      </w:r>
+      <w:proofErr w:type="gramStart"/>
+      <w:r>
+        <w:rPr>
+          <w:rFonts w:ascii="Times New Roman" w:hAnsi="Times New Roman" w:cs="Times New Roman"/>
+          <w:sz w:val="22"/>
+          <w:szCs w:val="22"/>
+        </w:rPr>
+        <w:t>https://doi.org/10.1007/s00190</w:t>
       </w:r>
       <w:r>
         <w:rPr>
@@ -7147,13 +6995,6 @@
           <w:szCs w:val="22"/>
         </w:rPr>
         <w:noBreakHyphen/>
-      </w:r>
-      <w:r>
-        <w:rPr>
-          <w:rFonts w:ascii="Times New Roman" w:hAnsi="Times New Roman" w:cs="Times New Roman"/>
-          <w:sz w:val="22"/>
-          <w:szCs w:val="22"/>
-        </w:rPr>
         <w:t>012</w:t>
       </w:r>
       <w:r>
@@ -7163,13 +7004,6 @@
           <w:szCs w:val="22"/>
         </w:rPr>
         <w:noBreakHyphen/>
-      </w:r>
-      <w:r>
-        <w:rPr>
-          <w:rFonts w:ascii="Times New Roman" w:hAnsi="Times New Roman" w:cs="Times New Roman"/>
-          <w:sz w:val="22"/>
-          <w:szCs w:val="22"/>
-        </w:rPr>
         <w:t>0605</w:t>
       </w:r>
       <w:r>
@@ -7179,15 +7013,9 @@
           <w:szCs w:val="22"/>
         </w:rPr>
         <w:noBreakHyphen/>
-      </w:r>
-      <w:r>
-        <w:rPr>
-          <w:rFonts w:ascii="Times New Roman" w:hAnsi="Times New Roman" w:cs="Times New Roman"/>
-          <w:sz w:val="22"/>
-          <w:szCs w:val="22"/>
-        </w:rPr>
         <w:t>0</w:t>
       </w:r>
+      <w:proofErr w:type="gramEnd"/>
     </w:p>
     <w:p>
       <w:pPr>
@@ -7207,26 +7035,14 @@
         </w:rPr>
         <w:t xml:space="preserve">Li, Q. and Liu, </w:t>
       </w:r>
-      <w:ins w:author="Liu, Jon (he, him | il, lui)" w:date="2026-08-27T18:37:10.275Z" w16du:dateUtc="2026-08-27T18:37:10.275Z" w:id="1501850054">
-        <w:r>
-          <w:rPr>
-            <w:rFonts w:ascii="Times New Roman" w:hAnsi="Times New Roman" w:cs="Times New Roman"/>
-            <w:sz w:val="22"/>
-            <w:szCs w:val="22"/>
-          </w:rPr>
-          <w:t>X</w:t>
-        </w:r>
-      </w:ins>
-      <w:del w:author="Liu, Jon (he, him | il, lui)" w:date="2026-08-27T18:37:10.559Z" w16du:dateUtc="2026-08-27T18:37:10.559Z" w:id="1270110072">
-        <w:r>
-          <w:rPr>
-            <w:rFonts w:ascii="Times New Roman" w:hAnsi="Times New Roman" w:cs="Times New Roman"/>
-            <w:sz w:val="22"/>
-            <w:szCs w:val="22"/>
-          </w:rPr>
-          <w:delText>W</w:delText>
-        </w:r>
-      </w:del>
+      <w:r>
+        <w:rPr>
+          <w:rFonts w:ascii="Times New Roman" w:hAnsi="Times New Roman" w:cs="Times New Roman"/>
+          <w:sz w:val="22"/>
+          <w:szCs w:val="22"/>
+        </w:rPr>
+        <w:t>X</w:t>
+      </w:r>
       <w:r>
         <w:rPr>
           <w:rFonts w:ascii="Times New Roman" w:hAnsi="Times New Roman" w:cs="Times New Roman"/>
@@ -7253,10 +7069,10 @@
       </w:r>
     </w:p>
     <w:sectPr>
-      <w:headerReference w:type="even" r:id="rId8"/>
-      <w:headerReference w:type="default" r:id="rId9"/>
-      <w:headerReference w:type="first" r:id="rId10"/>
-      <w:pgSz w:w="12240" w:h="15840" w:orient="portrait"/>
+      <w:headerReference w:type="even" r:id="rId7"/>
+      <w:headerReference w:type="default" r:id="rId8"/>
+      <w:headerReference w:type="first" r:id="rId9"/>
+      <w:pgSz w:w="12240" w:h="15840"/>
       <w:pgMar w:top="1440" w:right="1440" w:bottom="1440" w:left="1440" w:header="708" w:footer="708" w:gutter="0"/>
       <w:cols w:space="708"/>
       <w:docGrid w:linePitch="360"/>
@@ -7324,7 +7140,7 @@
 </file>
 
 <file path=word/header1.xml><?xml version="1.0" encoding="utf-8"?>
-<w:hdr xmlns:wpc="http://schemas.microsoft.com/office/word/2010/wordprocessingCanvas" xmlns:cx="http://schemas.microsoft.com/office/drawing/2014/chartex" xmlns:cx1="http://schemas.microsoft.com/office/drawing/2015/9/8/chartex" xmlns:cx2="http://schemas.microsoft.com/office/drawing/2015/10/21/chartex" xmlns:cx3="http://schemas.microsoft.com/office/drawing/2016/5/9/chartex" xmlns:cx4="http://schemas.microsoft.com/office/drawing/2016/5/10/chartex" xmlns:cx5="http://schemas.microsoft.com/office/drawing/2016/5/11/chartex" xmlns:cx6="http://schemas.microsoft.com/office/drawing/2016/5/12/chartex" xmlns:cx7="http://schemas.microsoft.com/office/drawing/2016/5/13/chartex" xmlns:cx8="http://schemas.microsoft.com/office/drawing/2016/5/14/chartex" xmlns:mc="http://schemas.openxmlformats.org/markup-compatibility/2006" xmlns:aink="http://schemas.microsoft.com/office/drawing/2016/ink" xmlns:am3d="http://schemas.microsoft.com/office/drawing/2017/model3d" xmlns:o="urn:schemas-microsoft-com:office:office" xmlns:oel="http://schemas.microsoft.com/office/2019/extlst" xmlns:r="http://schemas.openxmlformats.org/officeDocument/2006/relationships" xmlns:m="http://schemas.openxmlformats.org/officeDocument/2006/math" xmlns:v="urn:schemas-microsoft-com:vml" xmlns:wp14="http://schemas.microsoft.com/office/word/2010/wordprocessingDrawing" xmlns:wp="http://schemas.openxmlformats.org/drawingml/2006/wordprocessingDrawing" xmlns:w10="urn:schemas-microsoft-com:office:word" xmlns:w="http://schemas.openxmlformats.org/wordprocessingml/2006/main" xmlns:w14="http://schemas.microsoft.com/office/word/2010/wordml" xmlns:w15="http://schemas.microsoft.com/office/word/2012/wordml" xmlns:w16cei="http://schemas.microsoft.com/office/word/2026/wordml/cei" xmlns:w16cex="http://schemas.microsoft.com/office/word/2018/wordml/cex" xmlns:w16cid="http://schemas.microsoft.com/office/word/2016/wordml/cid" xmlns:w16="http://schemas.microsoft.com/office/word/2018/wordml" xmlns:w16du="http://schemas.microsoft.com/office/word/2023/wordml/word16du" xmlns:w16sdtdh="http://schemas.microsoft.com/office/word/2020/wordml/sdtdatahash" xmlns:w16sdtfl="http://schemas.microsoft.com/office/word/2024/wordml/sdtformatlock" xmlns:w16se="http://schemas.microsoft.com/office/word/2015/wordml/symex" xmlns:wpg="http://schemas.microsoft.com/office/word/2010/wordprocessingGroup" xmlns:wpi="http://schemas.microsoft.com/office/word/2010/wordprocessingInk" xmlns:wne="http://schemas.microsoft.com/office/word/2006/wordml" xmlns:wps="http://schemas.microsoft.com/office/word/2010/wordprocessingShape" xmlns:a="http://schemas.openxmlformats.org/drawingml/2006/main" xmlns:aclsh="http://schemas.microsoft.com/office/drawing/2020/classificationShape" mc:Ignorable="w14 w15 w16se w16cid w16 w16cex w16sdtdh w16sdtfl w16du wp14">
+<w:hdr xmlns:wpc="http://schemas.microsoft.com/office/word/2010/wordprocessingCanvas" xmlns:cx="http://schemas.microsoft.com/office/drawing/2014/chartex" xmlns:cx1="http://schemas.microsoft.com/office/drawing/2015/9/8/chartex" xmlns:cx2="http://schemas.microsoft.com/office/drawing/2015/10/21/chartex" xmlns:cx3="http://schemas.microsoft.com/office/drawing/2016/5/9/chartex" xmlns:cx4="http://schemas.microsoft.com/office/drawing/2016/5/10/chartex" xmlns:cx5="http://schemas.microsoft.com/office/drawing/2016/5/11/chartex" xmlns:cx6="http://schemas.microsoft.com/office/drawing/2016/5/12/chartex" xmlns:cx7="http://schemas.microsoft.com/office/drawing/2016/5/13/chartex" xmlns:cx8="http://schemas.microsoft.com/office/drawing/2016/5/14/chartex" xmlns:mc="http://schemas.openxmlformats.org/markup-compatibility/2006" xmlns:aink="http://schemas.microsoft.com/office/drawing/2016/ink" xmlns:am3d="http://schemas.microsoft.com/office/drawing/2017/model3d" xmlns:o="urn:schemas-microsoft-com:office:office" xmlns:oel="http://schemas.microsoft.com/office/2019/extlst" xmlns:r="http://schemas.openxmlformats.org/officeDocument/2006/relationships" xmlns:m="http://schemas.openxmlformats.org/officeDocument/2006/math" xmlns:v="urn:schemas-microsoft-com:vml" xmlns:wp14="http://schemas.microsoft.com/office/word/2010/wordprocessingDrawing" xmlns:wp="http://schemas.openxmlformats.org/drawingml/2006/wordprocessingDrawing" xmlns:w10="urn:schemas-microsoft-com:office:word" xmlns:w="http://schemas.openxmlformats.org/wordprocessingml/2006/main" xmlns:w14="http://schemas.microsoft.com/office/word/2010/wordml" xmlns:w15="http://schemas.microsoft.com/office/word/2012/wordml" xmlns:w16cei="http://schemas.microsoft.com/office/word/2026/wordml/cei" xmlns:w16cex="http://schemas.microsoft.com/office/word/2018/wordml/cex" xmlns:w16cid="http://schemas.microsoft.com/office/word/2016/wordml/cid" xmlns:w16="http://schemas.microsoft.com/office/word/2018/wordml" xmlns:w16du="http://schemas.microsoft.com/office/word/2023/wordml/word16du" xmlns:w16sdtdh="http://schemas.microsoft.com/office/word/2020/wordml/sdtdatahash" xmlns:w16sdtfl="http://schemas.microsoft.com/office/word/2024/wordml/sdtformatlock" xmlns:w16se="http://schemas.microsoft.com/office/word/2015/wordml/symex" xmlns:wpg="http://schemas.microsoft.com/office/word/2010/wordprocessingGroup" xmlns:wpi="http://schemas.microsoft.com/office/word/2010/wordprocessingInk" xmlns:wne="http://schemas.microsoft.com/office/word/2006/wordml" xmlns:wps="http://schemas.microsoft.com/office/word/2010/wordprocessingShape" mc:Ignorable="w14 w15 w16se w16cid w16 w16cex w16sdtdh w16sdtfl w16du wp14">
   <w:p>
     <w:pPr>
       <w:pStyle w:val="Header"/>
@@ -7382,14 +7198,14 @@
                         <w:p>
                           <w:pPr>
                             <w:rPr>
-                              <w:rFonts w:ascii="Calibri" w:hAnsi="Calibri" w:eastAsia="Calibri" w:cs="Calibri"/>
+                              <w:rFonts w:ascii="Calibri" w:eastAsia="Calibri" w:hAnsi="Calibri" w:cs="Calibri"/>
                               <w:noProof/>
                               <w:color w:val="000000"/>
                             </w:rPr>
                           </w:pPr>
                           <w:r>
                             <w:rPr>
-                              <w:rFonts w:ascii="Calibri" w:hAnsi="Calibri" w:eastAsia="Calibri" w:cs="Calibri"/>
+                              <w:rFonts w:ascii="Calibri" w:eastAsia="Calibri" w:hAnsi="Calibri" w:cs="Calibri"/>
                               <w:noProof/>
                               <w:color w:val="000000"/>
                             </w:rPr>
@@ -7411,25 +7227,25 @@
           </w:drawing>
         </mc:Choice>
         <mc:Fallback>
-          <w:pict w14:anchorId="640DBA5B">
-            <v:shapetype id="_x0000_t202" coordsize="21600,21600" o:spt="202" path="m,l,21600r21600,l21600,xe" w14:anchorId="3ECF3992">
+          <w:pict>
+            <v:shapetype w14:anchorId="3ECF3992" id="_x0000_t202" coordsize="21600,21600" o:spt="202" path="m,l,21600r21600,l21600,xe">
               <v:stroke joinstyle="miter"/>
               <v:path gradientshapeok="t" o:connecttype="rect"/>
             </v:shapetype>
-            <v:shape id="Text Box 2" style="position:absolute;margin-left:120.55pt;margin-top:0;width:171.75pt;height:29.65pt;z-index:251659264;visibility:visible;mso-wrap-style:none;mso-wrap-distance-left:0;mso-wrap-distance-top:0;mso-wrap-distance-right:0;mso-wrap-distance-bottom:0;mso-position-horizontal:right;mso-position-horizontal-relative:page;mso-position-vertical:top;mso-position-vertical-relative:page;v-text-anchor:top" alt="UNCLASSIFIED - NON CLASSIFIÉ" o:spid="_x0000_s1026" filled="f" stroked="f" type="#_x0000_t202" o:gfxdata="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">
+            <v:shape id="Text Box 2" o:spid="_x0000_s1026" type="#_x0000_t202" alt="UNCLASSIFIED - NON CLASSIFIÉ" style="position:absolute;margin-left:120.55pt;margin-top:0;width:171.75pt;height:29.65pt;z-index:251659264;visibility:visible;mso-wrap-style:none;mso-wrap-distance-left:0;mso-wrap-distance-top:0;mso-wrap-distance-right:0;mso-wrap-distance-bottom:0;mso-position-horizontal:right;mso-position-horizontal-relative:page;mso-position-vertical:top;mso-position-vertical-relative:page;v-text-anchor:top" o:gfxdata="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" filled="f" stroked="f">
               <v:textbox style="mso-fit-shape-to-text:t" inset="0,15pt,20pt,0">
                 <w:txbxContent>
                   <w:p>
                     <w:pPr>
                       <w:rPr>
-                        <w:rFonts w:ascii="Calibri" w:hAnsi="Calibri" w:eastAsia="Calibri" w:cs="Calibri"/>
+                        <w:rFonts w:ascii="Calibri" w:eastAsia="Calibri" w:hAnsi="Calibri" w:cs="Calibri"/>
                         <w:noProof/>
                         <w:color w:val="000000"/>
                       </w:rPr>
                     </w:pPr>
                     <w:r>
                       <w:rPr>
-                        <w:rFonts w:ascii="Calibri" w:hAnsi="Calibri" w:eastAsia="Calibri" w:cs="Calibri"/>
+                        <w:rFonts w:ascii="Calibri" w:eastAsia="Calibri" w:hAnsi="Calibri" w:cs="Calibri"/>
                         <w:noProof/>
                         <w:color w:val="000000"/>
                       </w:rPr>
@@ -7449,7 +7265,7 @@
 </file>
 
 <file path=word/header2.xml><?xml version="1.0" encoding="utf-8"?>
-<w:hdr xmlns:wpc="http://schemas.microsoft.com/office/word/2010/wordprocessingCanvas" xmlns:cx="http://schemas.microsoft.com/office/drawing/2014/chartex" xmlns:cx1="http://schemas.microsoft.com/office/drawing/2015/9/8/chartex" xmlns:cx2="http://schemas.microsoft.com/office/drawing/2015/10/21/chartex" xmlns:cx3="http://schemas.microsoft.com/office/drawing/2016/5/9/chartex" xmlns:cx4="http://schemas.microsoft.com/office/drawing/2016/5/10/chartex" xmlns:cx5="http://schemas.microsoft.com/office/drawing/2016/5/11/chartex" xmlns:cx6="http://schemas.microsoft.com/office/drawing/2016/5/12/chartex" xmlns:cx7="http://schemas.microsoft.com/office/drawing/2016/5/13/chartex" xmlns:cx8="http://schemas.microsoft.com/office/drawing/2016/5/14/chartex" xmlns:mc="http://schemas.openxmlformats.org/markup-compatibility/2006" xmlns:aink="http://schemas.microsoft.com/office/drawing/2016/ink" xmlns:am3d="http://schemas.microsoft.com/office/drawing/2017/model3d" xmlns:o="urn:schemas-microsoft-com:office:office" xmlns:oel="http://schemas.microsoft.com/office/2019/extlst" xmlns:r="http://schemas.openxmlformats.org/officeDocument/2006/relationships" xmlns:m="http://schemas.openxmlformats.org/officeDocument/2006/math" xmlns:v="urn:schemas-microsoft-com:vml" xmlns:wp14="http://schemas.microsoft.com/office/word/2010/wordprocessingDrawing" xmlns:wp="http://schemas.openxmlformats.org/drawingml/2006/wordprocessingDrawing" xmlns:w10="urn:schemas-microsoft-com:office:word" xmlns:w="http://schemas.openxmlformats.org/wordprocessingml/2006/main" xmlns:w14="http://schemas.microsoft.com/office/word/2010/wordml" xmlns:w15="http://schemas.microsoft.com/office/word/2012/wordml" xmlns:w16cei="http://schemas.microsoft.com/office/word/2026/wordml/cei" xmlns:w16cex="http://schemas.microsoft.com/office/word/2018/wordml/cex" xmlns:w16cid="http://schemas.microsoft.com/office/word/2016/wordml/cid" xmlns:w16="http://schemas.microsoft.com/office/word/2018/wordml" xmlns:w16du="http://schemas.microsoft.com/office/word/2023/wordml/word16du" xmlns:w16sdtdh="http://schemas.microsoft.com/office/word/2020/wordml/sdtdatahash" xmlns:w16sdtfl="http://schemas.microsoft.com/office/word/2024/wordml/sdtformatlock" xmlns:w16se="http://schemas.microsoft.com/office/word/2015/wordml/symex" xmlns:wpg="http://schemas.microsoft.com/office/word/2010/wordprocessingGroup" xmlns:wpi="http://schemas.microsoft.com/office/word/2010/wordprocessingInk" xmlns:wne="http://schemas.microsoft.com/office/word/2006/wordml" xmlns:wps="http://schemas.microsoft.com/office/word/2010/wordprocessingShape" xmlns:a="http://schemas.openxmlformats.org/drawingml/2006/main" xmlns:aclsh="http://schemas.microsoft.com/office/drawing/2020/classificationShape" mc:Ignorable="w14 w15 w16se w16cid w16 w16cex w16sdtdh w16sdtfl w16du wp14">
+<w:hdr xmlns:wpc="http://schemas.microsoft.com/office/word/2010/wordprocessingCanvas" xmlns:cx="http://schemas.microsoft.com/office/drawing/2014/chartex" xmlns:cx1="http://schemas.microsoft.com/office/drawing/2015/9/8/chartex" xmlns:cx2="http://schemas.microsoft.com/office/drawing/2015/10/21/chartex" xmlns:cx3="http://schemas.microsoft.com/office/drawing/2016/5/9/chartex" xmlns:cx4="http://schemas.microsoft.com/office/drawing/2016/5/10/chartex" xmlns:cx5="http://schemas.microsoft.com/office/drawing/2016/5/11/chartex" xmlns:cx6="http://schemas.microsoft.com/office/drawing/2016/5/12/chartex" xmlns:cx7="http://schemas.microsoft.com/office/drawing/2016/5/13/chartex" xmlns:cx8="http://schemas.microsoft.com/office/drawing/2016/5/14/chartex" xmlns:mc="http://schemas.openxmlformats.org/markup-compatibility/2006" xmlns:aink="http://schemas.microsoft.com/office/drawing/2016/ink" xmlns:am3d="http://schemas.microsoft.com/office/drawing/2017/model3d" xmlns:o="urn:schemas-microsoft-com:office:office" xmlns:oel="http://schemas.microsoft.com/office/2019/extlst" xmlns:r="http://schemas.openxmlformats.org/officeDocument/2006/relationships" xmlns:m="http://schemas.openxmlformats.org/officeDocument/2006/math" xmlns:v="urn:schemas-microsoft-com:vml" xmlns:wp14="http://schemas.microsoft.com/office/word/2010/wordprocessingDrawing" xmlns:wp="http://schemas.openxmlformats.org/drawingml/2006/wordprocessingDrawing" xmlns:w10="urn:schemas-microsoft-com:office:word" xmlns:w="http://schemas.openxmlformats.org/wordprocessingml/2006/main" xmlns:w14="http://schemas.microsoft.com/office/word/2010/wordml" xmlns:w15="http://schemas.microsoft.com/office/word/2012/wordml" xmlns:w16cei="http://schemas.microsoft.com/office/word/2026/wordml/cei" xmlns:w16cex="http://schemas.microsoft.com/office/word/2018/wordml/cex" xmlns:w16cid="http://schemas.microsoft.com/office/word/2016/wordml/cid" xmlns:w16="http://schemas.microsoft.com/office/word/2018/wordml" xmlns:w16du="http://schemas.microsoft.com/office/word/2023/wordml/word16du" xmlns:w16sdtdh="http://schemas.microsoft.com/office/word/2020/wordml/sdtdatahash" xmlns:w16sdtfl="http://schemas.microsoft.com/office/word/2024/wordml/sdtformatlock" xmlns:w16se="http://schemas.microsoft.com/office/word/2015/wordml/symex" xmlns:wpg="http://schemas.microsoft.com/office/word/2010/wordprocessingGroup" xmlns:wpi="http://schemas.microsoft.com/office/word/2010/wordprocessingInk" xmlns:wne="http://schemas.microsoft.com/office/word/2006/wordml" xmlns:wps="http://schemas.microsoft.com/office/word/2010/wordprocessingShape" mc:Ignorable="w14 w15 w16se w16cid w16 w16cex w16sdtdh w16sdtfl w16du wp14">
   <w:p>
     <w:pPr>
       <w:pStyle w:val="Header"/>
@@ -7507,14 +7323,14 @@
                         <w:p>
                           <w:pPr>
                             <w:rPr>
-                              <w:rFonts w:ascii="Calibri" w:hAnsi="Calibri" w:eastAsia="Calibri" w:cs="Calibri"/>
+                              <w:rFonts w:ascii="Calibri" w:eastAsia="Calibri" w:hAnsi="Calibri" w:cs="Calibri"/>
                               <w:noProof/>
                               <w:color w:val="000000"/>
                             </w:rPr>
                           </w:pPr>
                           <w:r>
                             <w:rPr>
-                              <w:rFonts w:ascii="Calibri" w:hAnsi="Calibri" w:eastAsia="Calibri" w:cs="Calibri"/>
+                              <w:rFonts w:ascii="Calibri" w:eastAsia="Calibri" w:hAnsi="Calibri" w:cs="Calibri"/>
                               <w:noProof/>
                               <w:color w:val="000000"/>
                             </w:rPr>
@@ -7536,25 +7352,25 @@
           </w:drawing>
         </mc:Choice>
         <mc:Fallback>
-          <w:pict w14:anchorId="6C707F57">
-            <v:shapetype id="_x0000_t202" coordsize="21600,21600" o:spt="202" path="m,l,21600r21600,l21600,xe" w14:anchorId="19124369">
+          <w:pict>
+            <v:shapetype w14:anchorId="19124369" id="_x0000_t202" coordsize="21600,21600" o:spt="202" path="m,l,21600r21600,l21600,xe">
               <v:stroke joinstyle="miter"/>
               <v:path gradientshapeok="t" o:connecttype="rect"/>
             </v:shapetype>
-            <v:shape id="Text Box 3" style="position:absolute;margin-left:120.55pt;margin-top:0;width:171.75pt;height:29.65pt;z-index:251660288;visibility:visible;mso-wrap-style:none;mso-wrap-distance-left:0;mso-wrap-distance-top:0;mso-wrap-distance-right:0;mso-wrap-distance-bottom:0;mso-position-horizontal:right;mso-position-horizontal-relative:page;mso-position-vertical:top;mso-position-vertical-relative:page;v-text-anchor:top" alt="UNCLASSIFIED - NON CLASSIFIÉ" o:spid="_x0000_s1027" filled="f" stroked="f" type="#_x0000_t202" o:gfxdata="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">
+            <v:shape id="Text Box 3" o:spid="_x0000_s1027" type="#_x0000_t202" alt="UNCLASSIFIED - NON CLASSIFIÉ" style="position:absolute;margin-left:120.55pt;margin-top:0;width:171.75pt;height:29.65pt;z-index:251660288;visibility:visible;mso-wrap-style:none;mso-wrap-distance-left:0;mso-wrap-distance-top:0;mso-wrap-distance-right:0;mso-wrap-distance-bottom:0;mso-position-horizontal:right;mso-position-horizontal-relative:page;mso-position-vertical:top;mso-position-vertical-relative:page;v-text-anchor:top" o:gfxdata="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" filled="f" stroked="f">
               <v:textbox style="mso-fit-shape-to-text:t" inset="0,15pt,20pt,0">
                 <w:txbxContent>
                   <w:p>
                     <w:pPr>
                       <w:rPr>
-                        <w:rFonts w:ascii="Calibri" w:hAnsi="Calibri" w:eastAsia="Calibri" w:cs="Calibri"/>
+                        <w:rFonts w:ascii="Calibri" w:eastAsia="Calibri" w:hAnsi="Calibri" w:cs="Calibri"/>
                         <w:noProof/>
                         <w:color w:val="000000"/>
                       </w:rPr>
                     </w:pPr>
                     <w:r>
                       <w:rPr>
-                        <w:rFonts w:ascii="Calibri" w:hAnsi="Calibri" w:eastAsia="Calibri" w:cs="Calibri"/>
+                        <w:rFonts w:ascii="Calibri" w:eastAsia="Calibri" w:hAnsi="Calibri" w:cs="Calibri"/>
                         <w:noProof/>
                         <w:color w:val="000000"/>
                       </w:rPr>
@@ -7574,7 +7390,7 @@
 </file>
 
 <file path=word/header3.xml><?xml version="1.0" encoding="utf-8"?>
-<w:hdr xmlns:wpc="http://schemas.microsoft.com/office/word/2010/wordprocessingCanvas" xmlns:cx="http://schemas.microsoft.com/office/drawing/2014/chartex" xmlns:cx1="http://schemas.microsoft.com/office/drawing/2015/9/8/chartex" xmlns:cx2="http://schemas.microsoft.com/office/drawing/2015/10/21/chartex" xmlns:cx3="http://schemas.microsoft.com/office/drawing/2016/5/9/chartex" xmlns:cx4="http://schemas.microsoft.com/office/drawing/2016/5/10/chartex" xmlns:cx5="http://schemas.microsoft.com/office/drawing/2016/5/11/chartex" xmlns:cx6="http://schemas.microsoft.com/office/drawing/2016/5/12/chartex" xmlns:cx7="http://schemas.microsoft.com/office/drawing/2016/5/13/chartex" xmlns:cx8="http://schemas.microsoft.com/office/drawing/2016/5/14/chartex" xmlns:mc="http://schemas.openxmlformats.org/markup-compatibility/2006" xmlns:aink="http://schemas.microsoft.com/office/drawing/2016/ink" xmlns:am3d="http://schemas.microsoft.com/office/drawing/2017/model3d" xmlns:o="urn:schemas-microsoft-com:office:office" xmlns:oel="http://schemas.microsoft.com/office/2019/extlst" xmlns:r="http://schemas.openxmlformats.org/officeDocument/2006/relationships" xmlns:m="http://schemas.openxmlformats.org/officeDocument/2006/math" xmlns:v="urn:schemas-microsoft-com:vml" xmlns:wp14="http://schemas.microsoft.com/office/word/2010/wordprocessingDrawing" xmlns:wp="http://schemas.openxmlformats.org/drawingml/2006/wordprocessingDrawing" xmlns:w10="urn:schemas-microsoft-com:office:word" xmlns:w="http://schemas.openxmlformats.org/wordprocessingml/2006/main" xmlns:w14="http://schemas.microsoft.com/office/word/2010/wordml" xmlns:w15="http://schemas.microsoft.com/office/word/2012/wordml" xmlns:w16cei="http://schemas.microsoft.com/office/word/2026/wordml/cei" xmlns:w16cex="http://schemas.microsoft.com/office/word/2018/wordml/cex" xmlns:w16cid="http://schemas.microsoft.com/office/word/2016/wordml/cid" xmlns:w16="http://schemas.microsoft.com/office/word/2018/wordml" xmlns:w16du="http://schemas.microsoft.com/office/word/2023/wordml/word16du" xmlns:w16sdtdh="http://schemas.microsoft.com/office/word/2020/wordml/sdtdatahash" xmlns:w16sdtfl="http://schemas.microsoft.com/office/word/2024/wordml/sdtformatlock" xmlns:w16se="http://schemas.microsoft.com/office/word/2015/wordml/symex" xmlns:wpg="http://schemas.microsoft.com/office/word/2010/wordprocessingGroup" xmlns:wpi="http://schemas.microsoft.com/office/word/2010/wordprocessingInk" xmlns:wne="http://schemas.microsoft.com/office/word/2006/wordml" xmlns:wps="http://schemas.microsoft.com/office/word/2010/wordprocessingShape" xmlns:a="http://schemas.openxmlformats.org/drawingml/2006/main" xmlns:aclsh="http://schemas.microsoft.com/office/drawing/2020/classificationShape" mc:Ignorable="w14 w15 w16se w16cid w16 w16cex w16sdtdh w16sdtfl w16du wp14">
+<w:hdr xmlns:wpc="http://schemas.microsoft.com/office/word/2010/wordprocessingCanvas" xmlns:cx="http://schemas.microsoft.com/office/drawing/2014/chartex" xmlns:cx1="http://schemas.microsoft.com/office/drawing/2015/9/8/chartex" xmlns:cx2="http://schemas.microsoft.com/office/drawing/2015/10/21/chartex" xmlns:cx3="http://schemas.microsoft.com/office/drawing/2016/5/9/chartex" xmlns:cx4="http://schemas.microsoft.com/office/drawing/2016/5/10/chartex" xmlns:cx5="http://schemas.microsoft.com/office/drawing/2016/5/11/chartex" xmlns:cx6="http://schemas.microsoft.com/office/drawing/2016/5/12/chartex" xmlns:cx7="http://schemas.microsoft.com/office/drawing/2016/5/13/chartex" xmlns:cx8="http://schemas.microsoft.com/office/drawing/2016/5/14/chartex" xmlns:mc="http://schemas.openxmlformats.org/markup-compatibility/2006" xmlns:aink="http://schemas.microsoft.com/office/drawing/2016/ink" xmlns:am3d="http://schemas.microsoft.com/office/drawing/2017/model3d" xmlns:o="urn:schemas-microsoft-com:office:office" xmlns:oel="http://schemas.microsoft.com/office/2019/extlst" xmlns:r="http://schemas.openxmlformats.org/officeDocument/2006/relationships" xmlns:m="http://schemas.openxmlformats.org/officeDocument/2006/math" xmlns:v="urn:schemas-microsoft-com:vml" xmlns:wp14="http://schemas.microsoft.com/office/word/2010/wordprocessingDrawing" xmlns:wp="http://schemas.openxmlformats.org/drawingml/2006/wordprocessingDrawing" xmlns:w10="urn:schemas-microsoft-com:office:word" xmlns:w="http://schemas.openxmlformats.org/wordprocessingml/2006/main" xmlns:w14="http://schemas.microsoft.com/office/word/2010/wordml" xmlns:w15="http://schemas.microsoft.com/office/word/2012/wordml" xmlns:w16cei="http://schemas.microsoft.com/office/word/2026/wordml/cei" xmlns:w16cex="http://schemas.microsoft.com/office/word/2018/wordml/cex" xmlns:w16cid="http://schemas.microsoft.com/office/word/2016/wordml/cid" xmlns:w16="http://schemas.microsoft.com/office/word/2018/wordml" xmlns:w16du="http://schemas.microsoft.com/office/word/2023/wordml/word16du" xmlns:w16sdtdh="http://schemas.microsoft.com/office/word/2020/wordml/sdtdatahash" xmlns:w16sdtfl="http://schemas.microsoft.com/office/word/2024/wordml/sdtformatlock" xmlns:w16se="http://schemas.microsoft.com/office/word/2015/wordml/symex" xmlns:wpg="http://schemas.microsoft.com/office/word/2010/wordprocessingGroup" xmlns:wpi="http://schemas.microsoft.com/office/word/2010/wordprocessingInk" xmlns:wne="http://schemas.microsoft.com/office/word/2006/wordml" xmlns:wps="http://schemas.microsoft.com/office/word/2010/wordprocessingShape" mc:Ignorable="w14 w15 w16se w16cid w16 w16cex w16sdtdh w16sdtfl w16du wp14">
   <w:p>
     <w:pPr>
       <w:pStyle w:val="Header"/>
@@ -7632,14 +7448,14 @@
                         <w:p>
                           <w:pPr>
                             <w:rPr>
-                              <w:rFonts w:ascii="Calibri" w:hAnsi="Calibri" w:eastAsia="Calibri" w:cs="Calibri"/>
+                              <w:rFonts w:ascii="Calibri" w:eastAsia="Calibri" w:hAnsi="Calibri" w:cs="Calibri"/>
                               <w:noProof/>
                               <w:color w:val="000000"/>
                             </w:rPr>
                           </w:pPr>
                           <w:r>
                             <w:rPr>
-                              <w:rFonts w:ascii="Calibri" w:hAnsi="Calibri" w:eastAsia="Calibri" w:cs="Calibri"/>
+                              <w:rFonts w:ascii="Calibri" w:eastAsia="Calibri" w:hAnsi="Calibri" w:cs="Calibri"/>
                               <w:noProof/>
                               <w:color w:val="000000"/>
                             </w:rPr>
@@ -7661,25 +7477,25 @@
           </w:drawing>
         </mc:Choice>
         <mc:Fallback>
-          <w:pict w14:anchorId="5AD06AFD">
-            <v:shapetype id="_x0000_t202" coordsize="21600,21600" o:spt="202" path="m,l,21600r21600,l21600,xe" w14:anchorId="02AA6039">
+          <w:pict>
+            <v:shapetype w14:anchorId="02AA6039" id="_x0000_t202" coordsize="21600,21600" o:spt="202" path="m,l,21600r21600,l21600,xe">
               <v:stroke joinstyle="miter"/>
               <v:path gradientshapeok="t" o:connecttype="rect"/>
             </v:shapetype>
-            <v:shape id="Text Box 1" style="position:absolute;margin-left:120.55pt;margin-top:0;width:171.75pt;height:29.65pt;z-index:251658240;visibility:visible;mso-wrap-style:none;mso-wrap-distance-left:0;mso-wrap-distance-top:0;mso-wrap-distance-right:0;mso-wrap-distance-bottom:0;mso-position-horizontal:right;mso-position-horizontal-relative:page;mso-position-vertical:top;mso-position-vertical-relative:page;v-text-anchor:top" alt="UNCLASSIFIED - NON CLASSIFIÉ" o:spid="_x0000_s1028" filled="f" stroked="f" type="#_x0000_t202" o:gfxdata="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">
+            <v:shape id="Text Box 1" o:spid="_x0000_s1028" type="#_x0000_t202" alt="UNCLASSIFIED - NON CLASSIFIÉ" style="position:absolute;margin-left:120.55pt;margin-top:0;width:171.75pt;height:29.65pt;z-index:251658240;visibility:visible;mso-wrap-style:none;mso-wrap-distance-left:0;mso-wrap-distance-top:0;mso-wrap-distance-right:0;mso-wrap-distance-bottom:0;mso-position-horizontal:right;mso-position-horizontal-relative:page;mso-position-vertical:top;mso-position-vertical-relative:page;v-text-anchor:top" o:gfxdata="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" filled="f" stroked="f">
               <v:textbox style="mso-fit-shape-to-text:t" inset="0,15pt,20pt,0">
                 <w:txbxContent>
                   <w:p>
                     <w:pPr>
                       <w:rPr>
-                        <w:rFonts w:ascii="Calibri" w:hAnsi="Calibri" w:eastAsia="Calibri" w:cs="Calibri"/>
+                        <w:rFonts w:ascii="Calibri" w:eastAsia="Calibri" w:hAnsi="Calibri" w:cs="Calibri"/>
                         <w:noProof/>
                         <w:color w:val="000000"/>
                       </w:rPr>
                     </w:pPr>
                     <w:r>
                       <w:rPr>
-                        <w:rFonts w:ascii="Calibri" w:hAnsi="Calibri" w:eastAsia="Calibri" w:cs="Calibri"/>
+                        <w:rFonts w:ascii="Calibri" w:eastAsia="Calibri" w:hAnsi="Calibri" w:cs="Calibri"/>
                         <w:noProof/>
                         <w:color w:val="000000"/>
                       </w:rPr>
@@ -7716,7 +7532,7 @@
         <w:ind w:left="720" w:hanging="360"/>
       </w:pPr>
       <w:rPr>
-        <w:rFonts w:hint="default" w:ascii="Symbol" w:hAnsi="Symbol"/>
+        <w:rFonts w:ascii="Symbol" w:hAnsi="Symbol" w:hint="default"/>
         <w:sz w:val="20"/>
       </w:rPr>
     </w:lvl>
@@ -7732,7 +7548,7 @@
         <w:ind w:left="1440" w:hanging="360"/>
       </w:pPr>
       <w:rPr>
-        <w:rFonts w:hint="default" w:ascii="Courier New" w:hAnsi="Courier New"/>
+        <w:rFonts w:ascii="Courier New" w:hAnsi="Courier New" w:hint="default"/>
         <w:sz w:val="20"/>
       </w:rPr>
     </w:lvl>
@@ -7748,7 +7564,7 @@
         <w:ind w:left="2160" w:hanging="360"/>
       </w:pPr>
       <w:rPr>
-        <w:rFonts w:hint="default" w:ascii="Wingdings" w:hAnsi="Wingdings"/>
+        <w:rFonts w:ascii="Wingdings" w:hAnsi="Wingdings" w:hint="default"/>
         <w:sz w:val="20"/>
       </w:rPr>
     </w:lvl>
@@ -7764,7 +7580,7 @@
         <w:ind w:left="2880" w:hanging="360"/>
       </w:pPr>
       <w:rPr>
-        <w:rFonts w:hint="default" w:ascii="Wingdings" w:hAnsi="Wingdings"/>
+        <w:rFonts w:ascii="Wingdings" w:hAnsi="Wingdings" w:hint="default"/>
         <w:sz w:val="20"/>
       </w:rPr>
     </w:lvl>
@@ -7780,7 +7596,7 @@
         <w:ind w:left="3600" w:hanging="360"/>
       </w:pPr>
       <w:rPr>
-        <w:rFonts w:hint="default" w:ascii="Wingdings" w:hAnsi="Wingdings"/>
+        <w:rFonts w:ascii="Wingdings" w:hAnsi="Wingdings" w:hint="default"/>
         <w:sz w:val="20"/>
       </w:rPr>
     </w:lvl>
@@ -7796,7 +7612,7 @@
         <w:ind w:left="4320" w:hanging="360"/>
       </w:pPr>
       <w:rPr>
-        <w:rFonts w:hint="default" w:ascii="Wingdings" w:hAnsi="Wingdings"/>
+        <w:rFonts w:ascii="Wingdings" w:hAnsi="Wingdings" w:hint="default"/>
         <w:sz w:val="20"/>
       </w:rPr>
     </w:lvl>
@@ -7812,7 +7628,7 @@
         <w:ind w:left="5040" w:hanging="360"/>
       </w:pPr>
       <w:rPr>
-        <w:rFonts w:hint="default" w:ascii="Wingdings" w:hAnsi="Wingdings"/>
+        <w:rFonts w:ascii="Wingdings" w:hAnsi="Wingdings" w:hint="default"/>
         <w:sz w:val="20"/>
       </w:rPr>
     </w:lvl>
@@ -7828,7 +7644,7 @@
         <w:ind w:left="5760" w:hanging="360"/>
       </w:pPr>
       <w:rPr>
-        <w:rFonts w:hint="default" w:ascii="Wingdings" w:hAnsi="Wingdings"/>
+        <w:rFonts w:ascii="Wingdings" w:hAnsi="Wingdings" w:hint="default"/>
         <w:sz w:val="20"/>
       </w:rPr>
     </w:lvl>
@@ -7844,7 +7660,7 @@
         <w:ind w:left="6480" w:hanging="360"/>
       </w:pPr>
       <w:rPr>
-        <w:rFonts w:hint="default" w:ascii="Wingdings" w:hAnsi="Wingdings"/>
+        <w:rFonts w:ascii="Wingdings" w:hAnsi="Wingdings" w:hint="default"/>
         <w:sz w:val="20"/>
       </w:rPr>
     </w:lvl>
@@ -7862,7 +7678,7 @@
         <w:ind w:left="720" w:hanging="360"/>
       </w:pPr>
       <w:rPr>
-        <w:rFonts w:hint="default" w:ascii="Symbol" w:hAnsi="Symbol"/>
+        <w:rFonts w:ascii="Symbol" w:hAnsi="Symbol" w:hint="default"/>
       </w:rPr>
     </w:lvl>
     <w:lvl w:ilvl="1" w:tplc="10090003" w:tentative="1">
@@ -7874,7 +7690,7 @@
         <w:ind w:left="1440" w:hanging="360"/>
       </w:pPr>
       <w:rPr>
-        <w:rFonts w:hint="default" w:ascii="Courier New" w:hAnsi="Courier New" w:cs="Courier New"/>
+        <w:rFonts w:ascii="Courier New" w:hAnsi="Courier New" w:cs="Courier New" w:hint="default"/>
       </w:rPr>
     </w:lvl>
     <w:lvl w:ilvl="2" w:tplc="10090005" w:tentative="1">
@@ -7886,7 +7702,7 @@
         <w:ind w:left="2160" w:hanging="360"/>
       </w:pPr>
       <w:rPr>
-        <w:rFonts w:hint="default" w:ascii="Wingdings" w:hAnsi="Wingdings"/>
+        <w:rFonts w:ascii="Wingdings" w:hAnsi="Wingdings" w:hint="default"/>
       </w:rPr>
     </w:lvl>
     <w:lvl w:ilvl="3" w:tplc="10090001" w:tentative="1">
@@ -7898,7 +7714,7 @@
         <w:ind w:left="2880" w:hanging="360"/>
       </w:pPr>
       <w:rPr>
-        <w:rFonts w:hint="default" w:ascii="Symbol" w:hAnsi="Symbol"/>
+        <w:rFonts w:ascii="Symbol" w:hAnsi="Symbol" w:hint="default"/>
       </w:rPr>
     </w:lvl>
     <w:lvl w:ilvl="4" w:tplc="10090003" w:tentative="1">
@@ -7910,7 +7726,7 @@
         <w:ind w:left="3600" w:hanging="360"/>
       </w:pPr>
       <w:rPr>
-        <w:rFonts w:hint="default" w:ascii="Courier New" w:hAnsi="Courier New" w:cs="Courier New"/>
+        <w:rFonts w:ascii="Courier New" w:hAnsi="Courier New" w:cs="Courier New" w:hint="default"/>
       </w:rPr>
     </w:lvl>
     <w:lvl w:ilvl="5" w:tplc="10090005" w:tentative="1">
@@ -7922,7 +7738,7 @@
         <w:ind w:left="4320" w:hanging="360"/>
       </w:pPr>
       <w:rPr>
-        <w:rFonts w:hint="default" w:ascii="Wingdings" w:hAnsi="Wingdings"/>
+        <w:rFonts w:ascii="Wingdings" w:hAnsi="Wingdings" w:hint="default"/>
       </w:rPr>
     </w:lvl>
     <w:lvl w:ilvl="6" w:tplc="10090001" w:tentative="1">
@@ -7934,7 +7750,7 @@
         <w:ind w:left="5040" w:hanging="360"/>
       </w:pPr>
       <w:rPr>
-        <w:rFonts w:hint="default" w:ascii="Symbol" w:hAnsi="Symbol"/>
+        <w:rFonts w:ascii="Symbol" w:hAnsi="Symbol" w:hint="default"/>
       </w:rPr>
     </w:lvl>
     <w:lvl w:ilvl="7" w:tplc="10090003" w:tentative="1">
@@ -7946,7 +7762,7 @@
         <w:ind w:left="5760" w:hanging="360"/>
       </w:pPr>
       <w:rPr>
-        <w:rFonts w:hint="default" w:ascii="Courier New" w:hAnsi="Courier New" w:cs="Courier New"/>
+        <w:rFonts w:ascii="Courier New" w:hAnsi="Courier New" w:cs="Courier New" w:hint="default"/>
       </w:rPr>
     </w:lvl>
     <w:lvl w:ilvl="8" w:tplc="10090005" w:tentative="1">
@@ -7958,7 +7774,7 @@
         <w:ind w:left="6480" w:hanging="360"/>
       </w:pPr>
       <w:rPr>
-        <w:rFonts w:hint="default" w:ascii="Wingdings" w:hAnsi="Wingdings"/>
+        <w:rFonts w:ascii="Wingdings" w:hAnsi="Wingdings" w:hint="default"/>
       </w:rPr>
     </w:lvl>
   </w:abstractNum>
@@ -7978,7 +7794,7 @@
         <w:ind w:left="720" w:hanging="360"/>
       </w:pPr>
       <w:rPr>
-        <w:rFonts w:hint="default" w:ascii="Symbol" w:hAnsi="Symbol"/>
+        <w:rFonts w:ascii="Symbol" w:hAnsi="Symbol" w:hint="default"/>
         <w:sz w:val="20"/>
       </w:rPr>
     </w:lvl>
@@ -7994,7 +7810,7 @@
         <w:ind w:left="1440" w:hanging="360"/>
       </w:pPr>
       <w:rPr>
-        <w:rFonts w:hint="default" w:ascii="Courier New" w:hAnsi="Courier New"/>
+        <w:rFonts w:ascii="Courier New" w:hAnsi="Courier New" w:hint="default"/>
         <w:sz w:val="20"/>
       </w:rPr>
     </w:lvl>
@@ -8010,7 +7826,7 @@
         <w:ind w:left="2160" w:hanging="360"/>
       </w:pPr>
       <w:rPr>
-        <w:rFonts w:hint="default" w:ascii="Wingdings" w:hAnsi="Wingdings"/>
+        <w:rFonts w:ascii="Wingdings" w:hAnsi="Wingdings" w:hint="default"/>
         <w:sz w:val="20"/>
       </w:rPr>
     </w:lvl>
@@ -8026,7 +7842,7 @@
         <w:ind w:left="2880" w:hanging="360"/>
       </w:pPr>
       <w:rPr>
-        <w:rFonts w:hint="default" w:ascii="Wingdings" w:hAnsi="Wingdings"/>
+        <w:rFonts w:ascii="Wingdings" w:hAnsi="Wingdings" w:hint="default"/>
         <w:sz w:val="20"/>
       </w:rPr>
     </w:lvl>
@@ -8042,7 +7858,7 @@
         <w:ind w:left="3600" w:hanging="360"/>
       </w:pPr>
       <w:rPr>
-        <w:rFonts w:hint="default" w:ascii="Wingdings" w:hAnsi="Wingdings"/>
+        <w:rFonts w:ascii="Wingdings" w:hAnsi="Wingdings" w:hint="default"/>
         <w:sz w:val="20"/>
       </w:rPr>
     </w:lvl>
@@ -8058,7 +7874,7 @@
         <w:ind w:left="4320" w:hanging="360"/>
       </w:pPr>
       <w:rPr>
-        <w:rFonts w:hint="default" w:ascii="Wingdings" w:hAnsi="Wingdings"/>
+        <w:rFonts w:ascii="Wingdings" w:hAnsi="Wingdings" w:hint="default"/>
         <w:sz w:val="20"/>
       </w:rPr>
     </w:lvl>
@@ -8074,7 +7890,7 @@
         <w:ind w:left="5040" w:hanging="360"/>
       </w:pPr>
       <w:rPr>
-        <w:rFonts w:hint="default" w:ascii="Wingdings" w:hAnsi="Wingdings"/>
+        <w:rFonts w:ascii="Wingdings" w:hAnsi="Wingdings" w:hint="default"/>
         <w:sz w:val="20"/>
       </w:rPr>
     </w:lvl>
@@ -8090,7 +7906,7 @@
         <w:ind w:left="5760" w:hanging="360"/>
       </w:pPr>
       <w:rPr>
-        <w:rFonts w:hint="default" w:ascii="Wingdings" w:hAnsi="Wingdings"/>
+        <w:rFonts w:ascii="Wingdings" w:hAnsi="Wingdings" w:hint="default"/>
         <w:sz w:val="20"/>
       </w:rPr>
     </w:lvl>
@@ -8106,7 +7922,7 @@
         <w:ind w:left="6480" w:hanging="360"/>
       </w:pPr>
       <w:rPr>
-        <w:rFonts w:hint="default" w:ascii="Wingdings" w:hAnsi="Wingdings"/>
+        <w:rFonts w:ascii="Wingdings" w:hAnsi="Wingdings" w:hint="default"/>
         <w:sz w:val="20"/>
       </w:rPr>
     </w:lvl>
@@ -8127,7 +7943,7 @@
         <w:ind w:left="720" w:hanging="360"/>
       </w:pPr>
       <w:rPr>
-        <w:rFonts w:hint="default" w:ascii="Symbol" w:hAnsi="Symbol"/>
+        <w:rFonts w:ascii="Symbol" w:hAnsi="Symbol" w:hint="default"/>
         <w:sz w:val="20"/>
       </w:rPr>
     </w:lvl>
@@ -8143,7 +7959,7 @@
         <w:ind w:left="1440" w:hanging="360"/>
       </w:pPr>
       <w:rPr>
-        <w:rFonts w:hint="default" w:ascii="Courier New" w:hAnsi="Courier New"/>
+        <w:rFonts w:ascii="Courier New" w:hAnsi="Courier New" w:hint="default"/>
         <w:sz w:val="20"/>
       </w:rPr>
     </w:lvl>
@@ -8159,7 +7975,7 @@
         <w:ind w:left="2160" w:hanging="360"/>
       </w:pPr>
       <w:rPr>
-        <w:rFonts w:hint="default" w:ascii="Wingdings" w:hAnsi="Wingdings"/>
+        <w:rFonts w:ascii="Wingdings" w:hAnsi="Wingdings" w:hint="default"/>
         <w:sz w:val="20"/>
       </w:rPr>
     </w:lvl>
@@ -8175,7 +7991,7 @@
         <w:ind w:left="2880" w:hanging="360"/>
       </w:pPr>
       <w:rPr>
-        <w:rFonts w:hint="default" w:ascii="Wingdings" w:hAnsi="Wingdings"/>
+        <w:rFonts w:ascii="Wingdings" w:hAnsi="Wingdings" w:hint="default"/>
         <w:sz w:val="20"/>
       </w:rPr>
     </w:lvl>
@@ -8191,7 +8007,7 @@
         <w:ind w:left="3600" w:hanging="360"/>
       </w:pPr>
       <w:rPr>
-        <w:rFonts w:hint="default" w:ascii="Wingdings" w:hAnsi="Wingdings"/>
+        <w:rFonts w:ascii="Wingdings" w:hAnsi="Wingdings" w:hint="default"/>
         <w:sz w:val="20"/>
       </w:rPr>
     </w:lvl>
@@ -8207,7 +8023,7 @@
         <w:ind w:left="4320" w:hanging="360"/>
       </w:pPr>
       <w:rPr>
-        <w:rFonts w:hint="default" w:ascii="Wingdings" w:hAnsi="Wingdings"/>
+        <w:rFonts w:ascii="Wingdings" w:hAnsi="Wingdings" w:hint="default"/>
         <w:sz w:val="20"/>
       </w:rPr>
     </w:lvl>
@@ -8223,7 +8039,7 @@
         <w:ind w:left="5040" w:hanging="360"/>
       </w:pPr>
       <w:rPr>
-        <w:rFonts w:hint="default" w:ascii="Wingdings" w:hAnsi="Wingdings"/>
+        <w:rFonts w:ascii="Wingdings" w:hAnsi="Wingdings" w:hint="default"/>
         <w:sz w:val="20"/>
       </w:rPr>
     </w:lvl>
@@ -8239,7 +8055,7 @@
         <w:ind w:left="5760" w:hanging="360"/>
       </w:pPr>
       <w:rPr>
-        <w:rFonts w:hint="default" w:ascii="Wingdings" w:hAnsi="Wingdings"/>
+        <w:rFonts w:ascii="Wingdings" w:hAnsi="Wingdings" w:hint="default"/>
         <w:sz w:val="20"/>
       </w:rPr>
     </w:lvl>
@@ -8255,7 +8071,7 @@
         <w:ind w:left="6480" w:hanging="360"/>
       </w:pPr>
       <w:rPr>
-        <w:rFonts w:hint="default" w:ascii="Wingdings" w:hAnsi="Wingdings"/>
+        <w:rFonts w:ascii="Wingdings" w:hAnsi="Wingdings" w:hint="default"/>
         <w:sz w:val="20"/>
       </w:rPr>
     </w:lvl>
@@ -8276,7 +8092,7 @@
         <w:ind w:left="720" w:hanging="360"/>
       </w:pPr>
       <w:rPr>
-        <w:rFonts w:hint="default" w:ascii="Symbol" w:hAnsi="Symbol"/>
+        <w:rFonts w:ascii="Symbol" w:hAnsi="Symbol" w:hint="default"/>
         <w:sz w:val="20"/>
       </w:rPr>
     </w:lvl>
@@ -8292,7 +8108,7 @@
         <w:ind w:left="1440" w:hanging="360"/>
       </w:pPr>
       <w:rPr>
-        <w:rFonts w:hint="default" w:ascii="Courier New" w:hAnsi="Courier New"/>
+        <w:rFonts w:ascii="Courier New" w:hAnsi="Courier New" w:hint="default"/>
         <w:sz w:val="20"/>
       </w:rPr>
     </w:lvl>
@@ -8308,7 +8124,7 @@
         <w:ind w:left="2160" w:hanging="360"/>
       </w:pPr>
       <w:rPr>
-        <w:rFonts w:hint="default" w:ascii="Wingdings" w:hAnsi="Wingdings"/>
+        <w:rFonts w:ascii="Wingdings" w:hAnsi="Wingdings" w:hint="default"/>
         <w:sz w:val="20"/>
       </w:rPr>
     </w:lvl>
@@ -8324,7 +8140,7 @@
         <w:ind w:left="2880" w:hanging="360"/>
       </w:pPr>
       <w:rPr>
-        <w:rFonts w:hint="default" w:ascii="Wingdings" w:hAnsi="Wingdings"/>
+        <w:rFonts w:ascii="Wingdings" w:hAnsi="Wingdings" w:hint="default"/>
         <w:sz w:val="20"/>
       </w:rPr>
     </w:lvl>
@@ -8340,7 +8156,7 @@
         <w:ind w:left="3600" w:hanging="360"/>
       </w:pPr>
       <w:rPr>
-        <w:rFonts w:hint="default" w:ascii="Wingdings" w:hAnsi="Wingdings"/>
+        <w:rFonts w:ascii="Wingdings" w:hAnsi="Wingdings" w:hint="default"/>
         <w:sz w:val="20"/>
       </w:rPr>
     </w:lvl>
@@ -8356,7 +8172,7 @@
         <w:ind w:left="4320" w:hanging="360"/>
       </w:pPr>
       <w:rPr>
-        <w:rFonts w:hint="default" w:ascii="Wingdings" w:hAnsi="Wingdings"/>
+        <w:rFonts w:ascii="Wingdings" w:hAnsi="Wingdings" w:hint="default"/>
         <w:sz w:val="20"/>
       </w:rPr>
     </w:lvl>
@@ -8372,7 +8188,7 @@
         <w:ind w:left="5040" w:hanging="360"/>
       </w:pPr>
       <w:rPr>
-        <w:rFonts w:hint="default" w:ascii="Wingdings" w:hAnsi="Wingdings"/>
+        <w:rFonts w:ascii="Wingdings" w:hAnsi="Wingdings" w:hint="default"/>
         <w:sz w:val="20"/>
       </w:rPr>
     </w:lvl>
@@ -8388,7 +8204,7 @@
         <w:ind w:left="5760" w:hanging="360"/>
       </w:pPr>
       <w:rPr>
-        <w:rFonts w:hint="default" w:ascii="Wingdings" w:hAnsi="Wingdings"/>
+        <w:rFonts w:ascii="Wingdings" w:hAnsi="Wingdings" w:hint="default"/>
         <w:sz w:val="20"/>
       </w:rPr>
     </w:lvl>
@@ -8404,7 +8220,7 @@
         <w:ind w:left="6480" w:hanging="360"/>
       </w:pPr>
       <w:rPr>
-        <w:rFonts w:hint="default" w:ascii="Wingdings" w:hAnsi="Wingdings"/>
+        <w:rFonts w:ascii="Wingdings" w:hAnsi="Wingdings" w:hint="default"/>
         <w:sz w:val="20"/>
       </w:rPr>
     </w:lvl>
@@ -8425,7 +8241,7 @@
         <w:ind w:left="720" w:hanging="360"/>
       </w:pPr>
       <w:rPr>
-        <w:rFonts w:hint="default" w:ascii="Symbol" w:hAnsi="Symbol"/>
+        <w:rFonts w:ascii="Symbol" w:hAnsi="Symbol" w:hint="default"/>
         <w:sz w:val="20"/>
       </w:rPr>
     </w:lvl>
@@ -8441,7 +8257,7 @@
         <w:ind w:left="1440" w:hanging="360"/>
       </w:pPr>
       <w:rPr>
-        <w:rFonts w:hint="default" w:ascii="Courier New" w:hAnsi="Courier New"/>
+        <w:rFonts w:ascii="Courier New" w:hAnsi="Courier New" w:hint="default"/>
         <w:sz w:val="20"/>
       </w:rPr>
     </w:lvl>
@@ -8457,7 +8273,7 @@
         <w:ind w:left="2160" w:hanging="360"/>
       </w:pPr>
       <w:rPr>
-        <w:rFonts w:hint="default" w:ascii="Wingdings" w:hAnsi="Wingdings"/>
+        <w:rFonts w:ascii="Wingdings" w:hAnsi="Wingdings" w:hint="default"/>
         <w:sz w:val="20"/>
       </w:rPr>
     </w:lvl>
@@ -8473,7 +8289,7 @@
         <w:ind w:left="2880" w:hanging="360"/>
       </w:pPr>
       <w:rPr>
-        <w:rFonts w:hint="default" w:ascii="Wingdings" w:hAnsi="Wingdings"/>
+        <w:rFonts w:ascii="Wingdings" w:hAnsi="Wingdings" w:hint="default"/>
         <w:sz w:val="20"/>
       </w:rPr>
     </w:lvl>
@@ -8489,7 +8305,7 @@
         <w:ind w:left="3600" w:hanging="360"/>
       </w:pPr>
       <w:rPr>
-        <w:rFonts w:hint="default" w:ascii="Wingdings" w:hAnsi="Wingdings"/>
+        <w:rFonts w:ascii="Wingdings" w:hAnsi="Wingdings" w:hint="default"/>
         <w:sz w:val="20"/>
       </w:rPr>
     </w:lvl>
@@ -8505,7 +8321,7 @@
         <w:ind w:left="4320" w:hanging="360"/>
       </w:pPr>
       <w:rPr>
-        <w:rFonts w:hint="default" w:ascii="Wingdings" w:hAnsi="Wingdings"/>
+        <w:rFonts w:ascii="Wingdings" w:hAnsi="Wingdings" w:hint="default"/>
         <w:sz w:val="20"/>
       </w:rPr>
     </w:lvl>
@@ -8521,7 +8337,7 @@
         <w:ind w:left="5040" w:hanging="360"/>
       </w:pPr>
       <w:rPr>
-        <w:rFonts w:hint="default" w:ascii="Wingdings" w:hAnsi="Wingdings"/>
+        <w:rFonts w:ascii="Wingdings" w:hAnsi="Wingdings" w:hint="default"/>
         <w:sz w:val="20"/>
       </w:rPr>
     </w:lvl>
@@ -8537,7 +8353,7 @@
         <w:ind w:left="5760" w:hanging="360"/>
       </w:pPr>
       <w:rPr>
-        <w:rFonts w:hint="default" w:ascii="Wingdings" w:hAnsi="Wingdings"/>
+        <w:rFonts w:ascii="Wingdings" w:hAnsi="Wingdings" w:hint="default"/>
         <w:sz w:val="20"/>
       </w:rPr>
     </w:lvl>
@@ -8553,7 +8369,7 @@
         <w:ind w:left="6480" w:hanging="360"/>
       </w:pPr>
       <w:rPr>
-        <w:rFonts w:hint="default" w:ascii="Wingdings" w:hAnsi="Wingdings"/>
+        <w:rFonts w:ascii="Wingdings" w:hAnsi="Wingdings" w:hint="default"/>
         <w:sz w:val="20"/>
       </w:rPr>
     </w:lvl>
@@ -8571,7 +8387,7 @@
         <w:ind w:left="720" w:hanging="360"/>
       </w:pPr>
       <w:rPr>
-        <w:rFonts w:hint="default" w:ascii="Symbol" w:hAnsi="Symbol"/>
+        <w:rFonts w:ascii="Symbol" w:hAnsi="Symbol" w:hint="default"/>
       </w:rPr>
     </w:lvl>
     <w:lvl w:ilvl="1" w:tplc="10090003" w:tentative="1">
@@ -8583,7 +8399,7 @@
         <w:ind w:left="1440" w:hanging="360"/>
       </w:pPr>
       <w:rPr>
-        <w:rFonts w:hint="default" w:ascii="Courier New" w:hAnsi="Courier New" w:cs="Courier New"/>
+        <w:rFonts w:ascii="Courier New" w:hAnsi="Courier New" w:cs="Courier New" w:hint="default"/>
       </w:rPr>
     </w:lvl>
     <w:lvl w:ilvl="2" w:tplc="10090005" w:tentative="1">
@@ -8595,7 +8411,7 @@
         <w:ind w:left="2160" w:hanging="360"/>
       </w:pPr>
       <w:rPr>
-        <w:rFonts w:hint="default" w:ascii="Wingdings" w:hAnsi="Wingdings"/>
+        <w:rFonts w:ascii="Wingdings" w:hAnsi="Wingdings" w:hint="default"/>
       </w:rPr>
     </w:lvl>
     <w:lvl w:ilvl="3" w:tplc="10090001" w:tentative="1">
@@ -8607,7 +8423,7 @@
         <w:ind w:left="2880" w:hanging="360"/>
       </w:pPr>
       <w:rPr>
-        <w:rFonts w:hint="default" w:ascii="Symbol" w:hAnsi="Symbol"/>
+        <w:rFonts w:ascii="Symbol" w:hAnsi="Symbol" w:hint="default"/>
       </w:rPr>
     </w:lvl>
     <w:lvl w:ilvl="4" w:tplc="10090003" w:tentative="1">
@@ -8619,7 +8435,7 @@
         <w:ind w:left="3600" w:hanging="360"/>
       </w:pPr>
       <w:rPr>
-        <w:rFonts w:hint="default" w:ascii="Courier New" w:hAnsi="Courier New" w:cs="Courier New"/>
+        <w:rFonts w:ascii="Courier New" w:hAnsi="Courier New" w:cs="Courier New" w:hint="default"/>
       </w:rPr>
     </w:lvl>
     <w:lvl w:ilvl="5" w:tplc="10090005" w:tentative="1">
@@ -8631,7 +8447,7 @@
         <w:ind w:left="4320" w:hanging="360"/>
       </w:pPr>
       <w:rPr>
-        <w:rFonts w:hint="default" w:ascii="Wingdings" w:hAnsi="Wingdings"/>
+        <w:rFonts w:ascii="Wingdings" w:hAnsi="Wingdings" w:hint="default"/>
       </w:rPr>
     </w:lvl>
     <w:lvl w:ilvl="6" w:tplc="10090001" w:tentative="1">
@@ -8643,7 +8459,7 @@
         <w:ind w:left="5040" w:hanging="360"/>
       </w:pPr>
       <w:rPr>
-        <w:rFonts w:hint="default" w:ascii="Symbol" w:hAnsi="Symbol"/>
+        <w:rFonts w:ascii="Symbol" w:hAnsi="Symbol" w:hint="default"/>
       </w:rPr>
     </w:lvl>
     <w:lvl w:ilvl="7" w:tplc="10090003" w:tentative="1">
@@ -8655,7 +8471,7 @@
         <w:ind w:left="5760" w:hanging="360"/>
       </w:pPr>
       <w:rPr>
-        <w:rFonts w:hint="default" w:ascii="Courier New" w:hAnsi="Courier New" w:cs="Courier New"/>
+        <w:rFonts w:ascii="Courier New" w:hAnsi="Courier New" w:cs="Courier New" w:hint="default"/>
       </w:rPr>
     </w:lvl>
     <w:lvl w:ilvl="8" w:tplc="10090005" w:tentative="1">
@@ -8667,7 +8483,7 @@
         <w:ind w:left="6480" w:hanging="360"/>
       </w:pPr>
       <w:rPr>
-        <w:rFonts w:hint="default" w:ascii="Wingdings" w:hAnsi="Wingdings"/>
+        <w:rFonts w:ascii="Wingdings" w:hAnsi="Wingdings" w:hint="default"/>
       </w:rPr>
     </w:lvl>
   </w:abstractNum>
@@ -8687,7 +8503,7 @@
         <w:ind w:left="720" w:hanging="360"/>
       </w:pPr>
       <w:rPr>
-        <w:rFonts w:hint="default" w:ascii="Symbol" w:hAnsi="Symbol"/>
+        <w:rFonts w:ascii="Symbol" w:hAnsi="Symbol" w:hint="default"/>
         <w:sz w:val="20"/>
       </w:rPr>
     </w:lvl>
@@ -8703,7 +8519,7 @@
         <w:ind w:left="1440" w:hanging="360"/>
       </w:pPr>
       <w:rPr>
-        <w:rFonts w:hint="default" w:ascii="Courier New" w:hAnsi="Courier New"/>
+        <w:rFonts w:ascii="Courier New" w:hAnsi="Courier New" w:hint="default"/>
         <w:sz w:val="20"/>
       </w:rPr>
     </w:lvl>
@@ -8719,7 +8535,7 @@
         <w:ind w:left="2160" w:hanging="360"/>
       </w:pPr>
       <w:rPr>
-        <w:rFonts w:hint="default" w:ascii="Wingdings" w:hAnsi="Wingdings"/>
+        <w:rFonts w:ascii="Wingdings" w:hAnsi="Wingdings" w:hint="default"/>
         <w:sz w:val="20"/>
       </w:rPr>
     </w:lvl>
@@ -8735,7 +8551,7 @@
         <w:ind w:left="2880" w:hanging="360"/>
       </w:pPr>
       <w:rPr>
-        <w:rFonts w:hint="default" w:ascii="Wingdings" w:hAnsi="Wingdings"/>
+        <w:rFonts w:ascii="Wingdings" w:hAnsi="Wingdings" w:hint="default"/>
         <w:sz w:val="20"/>
       </w:rPr>
     </w:lvl>
@@ -8751,7 +8567,7 @@
         <w:ind w:left="3600" w:hanging="360"/>
       </w:pPr>
       <w:rPr>
-        <w:rFonts w:hint="default" w:ascii="Wingdings" w:hAnsi="Wingdings"/>
+        <w:rFonts w:ascii="Wingdings" w:hAnsi="Wingdings" w:hint="default"/>
         <w:sz w:val="20"/>
       </w:rPr>
     </w:lvl>
@@ -8767,7 +8583,7 @@
         <w:ind w:left="4320" w:hanging="360"/>
       </w:pPr>
       <w:rPr>
-        <w:rFonts w:hint="default" w:ascii="Wingdings" w:hAnsi="Wingdings"/>
+        <w:rFonts w:ascii="Wingdings" w:hAnsi="Wingdings" w:hint="default"/>
         <w:sz w:val="20"/>
       </w:rPr>
     </w:lvl>
@@ -8783,7 +8599,7 @@
         <w:ind w:left="5040" w:hanging="360"/>
       </w:pPr>
       <w:rPr>
-        <w:rFonts w:hint="default" w:ascii="Wingdings" w:hAnsi="Wingdings"/>
+        <w:rFonts w:ascii="Wingdings" w:hAnsi="Wingdings" w:hint="default"/>
         <w:sz w:val="20"/>
       </w:rPr>
     </w:lvl>
@@ -8799,7 +8615,7 @@
         <w:ind w:left="5760" w:hanging="360"/>
       </w:pPr>
       <w:rPr>
-        <w:rFonts w:hint="default" w:ascii="Wingdings" w:hAnsi="Wingdings"/>
+        <w:rFonts w:ascii="Wingdings" w:hAnsi="Wingdings" w:hint="default"/>
         <w:sz w:val="20"/>
       </w:rPr>
     </w:lvl>
@@ -8815,7 +8631,7 @@
         <w:ind w:left="6480" w:hanging="360"/>
       </w:pPr>
       <w:rPr>
-        <w:rFonts w:hint="default" w:ascii="Wingdings" w:hAnsi="Wingdings"/>
+        <w:rFonts w:ascii="Wingdings" w:hAnsi="Wingdings" w:hint="default"/>
         <w:sz w:val="20"/>
       </w:rPr>
     </w:lvl>
@@ -8836,7 +8652,7 @@
         <w:ind w:left="720" w:hanging="360"/>
       </w:pPr>
       <w:rPr>
-        <w:rFonts w:hint="default" w:ascii="Symbol" w:hAnsi="Symbol"/>
+        <w:rFonts w:ascii="Symbol" w:hAnsi="Symbol" w:hint="default"/>
         <w:sz w:val="20"/>
       </w:rPr>
     </w:lvl>
@@ -8852,7 +8668,7 @@
         <w:ind w:left="1440" w:hanging="360"/>
       </w:pPr>
       <w:rPr>
-        <w:rFonts w:hint="default" w:ascii="Courier New" w:hAnsi="Courier New"/>
+        <w:rFonts w:ascii="Courier New" w:hAnsi="Courier New" w:hint="default"/>
         <w:sz w:val="20"/>
       </w:rPr>
     </w:lvl>
@@ -8868,7 +8684,7 @@
         <w:ind w:left="2160" w:hanging="360"/>
       </w:pPr>
       <w:rPr>
-        <w:rFonts w:hint="default" w:ascii="Wingdings" w:hAnsi="Wingdings"/>
+        <w:rFonts w:ascii="Wingdings" w:hAnsi="Wingdings" w:hint="default"/>
         <w:sz w:val="20"/>
       </w:rPr>
     </w:lvl>
@@ -8884,7 +8700,7 @@
         <w:ind w:left="2880" w:hanging="360"/>
       </w:pPr>
       <w:rPr>
-        <w:rFonts w:hint="default" w:ascii="Wingdings" w:hAnsi="Wingdings"/>
+        <w:rFonts w:ascii="Wingdings" w:hAnsi="Wingdings" w:hint="default"/>
         <w:sz w:val="20"/>
       </w:rPr>
     </w:lvl>
@@ -8900,7 +8716,7 @@
         <w:ind w:left="3600" w:hanging="360"/>
       </w:pPr>
       <w:rPr>
-        <w:rFonts w:hint="default" w:ascii="Wingdings" w:hAnsi="Wingdings"/>
+        <w:rFonts w:ascii="Wingdings" w:hAnsi="Wingdings" w:hint="default"/>
         <w:sz w:val="20"/>
       </w:rPr>
     </w:lvl>
@@ -8916,7 +8732,7 @@
         <w:ind w:left="4320" w:hanging="360"/>
       </w:pPr>
       <w:rPr>
-        <w:rFonts w:hint="default" w:ascii="Wingdings" w:hAnsi="Wingdings"/>
+        <w:rFonts w:ascii="Wingdings" w:hAnsi="Wingdings" w:hint="default"/>
         <w:sz w:val="20"/>
       </w:rPr>
     </w:lvl>
@@ -8932,7 +8748,7 @@
         <w:ind w:left="5040" w:hanging="360"/>
       </w:pPr>
       <w:rPr>
-        <w:rFonts w:hint="default" w:ascii="Wingdings" w:hAnsi="Wingdings"/>
+        <w:rFonts w:ascii="Wingdings" w:hAnsi="Wingdings" w:hint="default"/>
         <w:sz w:val="20"/>
       </w:rPr>
     </w:lvl>
@@ -8948,7 +8764,7 @@
         <w:ind w:left="5760" w:hanging="360"/>
       </w:pPr>
       <w:rPr>
-        <w:rFonts w:hint="default" w:ascii="Wingdings" w:hAnsi="Wingdings"/>
+        <w:rFonts w:ascii="Wingdings" w:hAnsi="Wingdings" w:hint="default"/>
         <w:sz w:val="20"/>
       </w:rPr>
     </w:lvl>
@@ -8964,7 +8780,7 @@
         <w:ind w:left="6480" w:hanging="360"/>
       </w:pPr>
       <w:rPr>
-        <w:rFonts w:hint="default" w:ascii="Wingdings" w:hAnsi="Wingdings"/>
+        <w:rFonts w:ascii="Wingdings" w:hAnsi="Wingdings" w:hint="default"/>
         <w:sz w:val="20"/>
       </w:rPr>
     </w:lvl>
@@ -8985,7 +8801,7 @@
         <w:ind w:left="720" w:hanging="360"/>
       </w:pPr>
       <w:rPr>
-        <w:rFonts w:hint="default" w:ascii="Symbol" w:hAnsi="Symbol"/>
+        <w:rFonts w:ascii="Symbol" w:hAnsi="Symbol" w:hint="default"/>
         <w:sz w:val="20"/>
       </w:rPr>
     </w:lvl>
@@ -9001,7 +8817,7 @@
         <w:ind w:left="1440" w:hanging="360"/>
       </w:pPr>
       <w:rPr>
-        <w:rFonts w:hint="default" w:ascii="Courier New" w:hAnsi="Courier New"/>
+        <w:rFonts w:ascii="Courier New" w:hAnsi="Courier New" w:hint="default"/>
         <w:sz w:val="20"/>
       </w:rPr>
     </w:lvl>
@@ -9017,7 +8833,7 @@
         <w:ind w:left="2160" w:hanging="360"/>
       </w:pPr>
       <w:rPr>
-        <w:rFonts w:hint="default" w:ascii="Wingdings" w:hAnsi="Wingdings"/>
+        <w:rFonts w:ascii="Wingdings" w:hAnsi="Wingdings" w:hint="default"/>
         <w:sz w:val="20"/>
       </w:rPr>
     </w:lvl>
@@ -9033,7 +8849,7 @@
         <w:ind w:left="2880" w:hanging="360"/>
       </w:pPr>
       <w:rPr>
-        <w:rFonts w:hint="default" w:ascii="Wingdings" w:hAnsi="Wingdings"/>
+        <w:rFonts w:ascii="Wingdings" w:hAnsi="Wingdings" w:hint="default"/>
         <w:sz w:val="20"/>
       </w:rPr>
     </w:lvl>
@@ -9049,7 +8865,7 @@
         <w:ind w:left="3600" w:hanging="360"/>
       </w:pPr>
       <w:rPr>
-        <w:rFonts w:hint="default" w:ascii="Wingdings" w:hAnsi="Wingdings"/>
+        <w:rFonts w:ascii="Wingdings" w:hAnsi="Wingdings" w:hint="default"/>
         <w:sz w:val="20"/>
       </w:rPr>
     </w:lvl>
@@ -9065,7 +8881,7 @@
         <w:ind w:left="4320" w:hanging="360"/>
       </w:pPr>
       <w:rPr>
-        <w:rFonts w:hint="default" w:ascii="Wingdings" w:hAnsi="Wingdings"/>
+        <w:rFonts w:ascii="Wingdings" w:hAnsi="Wingdings" w:hint="default"/>
         <w:sz w:val="20"/>
       </w:rPr>
     </w:lvl>
@@ -9081,7 +8897,7 @@
         <w:ind w:left="5040" w:hanging="360"/>
       </w:pPr>
       <w:rPr>
-        <w:rFonts w:hint="default" w:ascii="Wingdings" w:hAnsi="Wingdings"/>
+        <w:rFonts w:ascii="Wingdings" w:hAnsi="Wingdings" w:hint="default"/>
         <w:sz w:val="20"/>
       </w:rPr>
     </w:lvl>
@@ -9097,7 +8913,7 @@
         <w:ind w:left="5760" w:hanging="360"/>
       </w:pPr>
       <w:rPr>
-        <w:rFonts w:hint="default" w:ascii="Wingdings" w:hAnsi="Wingdings"/>
+        <w:rFonts w:ascii="Wingdings" w:hAnsi="Wingdings" w:hint="default"/>
         <w:sz w:val="20"/>
       </w:rPr>
     </w:lvl>
@@ -9113,7 +8929,7 @@
         <w:ind w:left="6480" w:hanging="360"/>
       </w:pPr>
       <w:rPr>
-        <w:rFonts w:hint="default" w:ascii="Wingdings" w:hAnsi="Wingdings"/>
+        <w:rFonts w:ascii="Wingdings" w:hAnsi="Wingdings" w:hint="default"/>
         <w:sz w:val="20"/>
       </w:rPr>
     </w:lvl>
@@ -9131,7 +8947,7 @@
         <w:ind w:left="720" w:hanging="360"/>
       </w:pPr>
       <w:rPr>
-        <w:rFonts w:hint="default" w:ascii="Symbol" w:hAnsi="Symbol"/>
+        <w:rFonts w:ascii="Symbol" w:hAnsi="Symbol" w:hint="default"/>
       </w:rPr>
     </w:lvl>
     <w:lvl w:ilvl="1" w:tplc="10090003" w:tentative="1">
@@ -9143,7 +8959,7 @@
         <w:ind w:left="1440" w:hanging="360"/>
       </w:pPr>
       <w:rPr>
-        <w:rFonts w:hint="default" w:ascii="Courier New" w:hAnsi="Courier New" w:cs="Courier New"/>
+        <w:rFonts w:ascii="Courier New" w:hAnsi="Courier New" w:cs="Courier New" w:hint="default"/>
       </w:rPr>
     </w:lvl>
     <w:lvl w:ilvl="2" w:tplc="10090005" w:tentative="1">
@@ -9155,7 +8971,7 @@
         <w:ind w:left="2160" w:hanging="360"/>
       </w:pPr>
       <w:rPr>
-        <w:rFonts w:hint="default" w:ascii="Wingdings" w:hAnsi="Wingdings"/>
+        <w:rFonts w:ascii="Wingdings" w:hAnsi="Wingdings" w:hint="default"/>
       </w:rPr>
     </w:lvl>
     <w:lvl w:ilvl="3" w:tplc="10090001" w:tentative="1">
@@ -9167,7 +8983,7 @@
         <w:ind w:left="2880" w:hanging="360"/>
       </w:pPr>
       <w:rPr>
-        <w:rFonts w:hint="default" w:ascii="Symbol" w:hAnsi="Symbol"/>
+        <w:rFonts w:ascii="Symbol" w:hAnsi="Symbol" w:hint="default"/>
       </w:rPr>
     </w:lvl>
     <w:lvl w:ilvl="4" w:tplc="10090003" w:tentative="1">
@@ -9179,7 +8995,7 @@
         <w:ind w:left="3600" w:hanging="360"/>
       </w:pPr>
       <w:rPr>
-        <w:rFonts w:hint="default" w:ascii="Courier New" w:hAnsi="Courier New" w:cs="Courier New"/>
+        <w:rFonts w:ascii="Courier New" w:hAnsi="Courier New" w:cs="Courier New" w:hint="default"/>
       </w:rPr>
     </w:lvl>
     <w:lvl w:ilvl="5" w:tplc="10090005" w:tentative="1">
@@ -9191,7 +9007,7 @@
         <w:ind w:left="4320" w:hanging="360"/>
       </w:pPr>
       <w:rPr>
-        <w:rFonts w:hint="default" w:ascii="Wingdings" w:hAnsi="Wingdings"/>
+        <w:rFonts w:ascii="Wingdings" w:hAnsi="Wingdings" w:hint="default"/>
       </w:rPr>
     </w:lvl>
     <w:lvl w:ilvl="6" w:tplc="10090001" w:tentative="1">
@@ -9203,7 +9019,7 @@
         <w:ind w:left="5040" w:hanging="360"/>
       </w:pPr>
       <w:rPr>
-        <w:rFonts w:hint="default" w:ascii="Symbol" w:hAnsi="Symbol"/>
+        <w:rFonts w:ascii="Symbol" w:hAnsi="Symbol" w:hint="default"/>
       </w:rPr>
     </w:lvl>
     <w:lvl w:ilvl="7" w:tplc="10090003" w:tentative="1">
@@ -9215,7 +9031,7 @@
         <w:ind w:left="5760" w:hanging="360"/>
       </w:pPr>
       <w:rPr>
-        <w:rFonts w:hint="default" w:ascii="Courier New" w:hAnsi="Courier New" w:cs="Courier New"/>
+        <w:rFonts w:ascii="Courier New" w:hAnsi="Courier New" w:cs="Courier New" w:hint="default"/>
       </w:rPr>
     </w:lvl>
     <w:lvl w:ilvl="8" w:tplc="10090005" w:tentative="1">
@@ -9227,7 +9043,7 @@
         <w:ind w:left="6480" w:hanging="360"/>
       </w:pPr>
       <w:rPr>
-        <w:rFonts w:hint="default" w:ascii="Wingdings" w:hAnsi="Wingdings"/>
+        <w:rFonts w:ascii="Wingdings" w:hAnsi="Wingdings" w:hint="default"/>
       </w:rPr>
     </w:lvl>
   </w:abstractNum>
@@ -9244,7 +9060,7 @@
         <w:ind w:left="720" w:hanging="360"/>
       </w:pPr>
       <w:rPr>
-        <w:rFonts w:hint="default" w:ascii="Symbol" w:hAnsi="Symbol"/>
+        <w:rFonts w:ascii="Symbol" w:hAnsi="Symbol" w:hint="default"/>
       </w:rPr>
     </w:lvl>
     <w:lvl w:ilvl="1" w:tplc="10090003" w:tentative="1">
@@ -9256,7 +9072,7 @@
         <w:ind w:left="1440" w:hanging="360"/>
       </w:pPr>
       <w:rPr>
-        <w:rFonts w:hint="default" w:ascii="Courier New" w:hAnsi="Courier New" w:cs="Courier New"/>
+        <w:rFonts w:ascii="Courier New" w:hAnsi="Courier New" w:cs="Courier New" w:hint="default"/>
       </w:rPr>
     </w:lvl>
     <w:lvl w:ilvl="2" w:tplc="10090005" w:tentative="1">
@@ -9268,7 +9084,7 @@
         <w:ind w:left="2160" w:hanging="360"/>
       </w:pPr>
       <w:rPr>
-        <w:rFonts w:hint="default" w:ascii="Wingdings" w:hAnsi="Wingdings"/>
+        <w:rFonts w:ascii="Wingdings" w:hAnsi="Wingdings" w:hint="default"/>
       </w:rPr>
     </w:lvl>
     <w:lvl w:ilvl="3" w:tplc="10090001" w:tentative="1">
@@ -9280,7 +9096,7 @@
         <w:ind w:left="2880" w:hanging="360"/>
       </w:pPr>
       <w:rPr>
-        <w:rFonts w:hint="default" w:ascii="Symbol" w:hAnsi="Symbol"/>
+        <w:rFonts w:ascii="Symbol" w:hAnsi="Symbol" w:hint="default"/>
       </w:rPr>
     </w:lvl>
     <w:lvl w:ilvl="4" w:tplc="10090003" w:tentative="1">
@@ -9292,7 +9108,7 @@
         <w:ind w:left="3600" w:hanging="360"/>
       </w:pPr>
       <w:rPr>
-        <w:rFonts w:hint="default" w:ascii="Courier New" w:hAnsi="Courier New" w:cs="Courier New"/>
+        <w:rFonts w:ascii="Courier New" w:hAnsi="Courier New" w:cs="Courier New" w:hint="default"/>
       </w:rPr>
     </w:lvl>
     <w:lvl w:ilvl="5" w:tplc="10090005" w:tentative="1">
@@ -9304,7 +9120,7 @@
         <w:ind w:left="4320" w:hanging="360"/>
       </w:pPr>
       <w:rPr>
-        <w:rFonts w:hint="default" w:ascii="Wingdings" w:hAnsi="Wingdings"/>
+        <w:rFonts w:ascii="Wingdings" w:hAnsi="Wingdings" w:hint="default"/>
       </w:rPr>
     </w:lvl>
     <w:lvl w:ilvl="6" w:tplc="10090001" w:tentative="1">
@@ -9316,7 +9132,7 @@
         <w:ind w:left="5040" w:hanging="360"/>
       </w:pPr>
       <w:rPr>
-        <w:rFonts w:hint="default" w:ascii="Symbol" w:hAnsi="Symbol"/>
+        <w:rFonts w:ascii="Symbol" w:hAnsi="Symbol" w:hint="default"/>
       </w:rPr>
     </w:lvl>
     <w:lvl w:ilvl="7" w:tplc="10090003" w:tentative="1">
@@ -9328,7 +9144,7 @@
         <w:ind w:left="5760" w:hanging="360"/>
       </w:pPr>
       <w:rPr>
-        <w:rFonts w:hint="default" w:ascii="Courier New" w:hAnsi="Courier New" w:cs="Courier New"/>
+        <w:rFonts w:ascii="Courier New" w:hAnsi="Courier New" w:cs="Courier New" w:hint="default"/>
       </w:rPr>
     </w:lvl>
     <w:lvl w:ilvl="8" w:tplc="10090005" w:tentative="1">
@@ -9340,7 +9156,7 @@
         <w:ind w:left="6480" w:hanging="360"/>
       </w:pPr>
       <w:rPr>
-        <w:rFonts w:hint="default" w:ascii="Wingdings" w:hAnsi="Wingdings"/>
+        <w:rFonts w:ascii="Wingdings" w:hAnsi="Wingdings" w:hint="default"/>
       </w:rPr>
     </w:lvl>
   </w:abstractNum>
@@ -9360,7 +9176,7 @@
         <w:ind w:left="720" w:hanging="360"/>
       </w:pPr>
       <w:rPr>
-        <w:rFonts w:hint="default" w:ascii="Symbol" w:hAnsi="Symbol"/>
+        <w:rFonts w:ascii="Symbol" w:hAnsi="Symbol" w:hint="default"/>
         <w:sz w:val="20"/>
       </w:rPr>
     </w:lvl>
@@ -9376,7 +9192,7 @@
         <w:ind w:left="1440" w:hanging="360"/>
       </w:pPr>
       <w:rPr>
-        <w:rFonts w:hint="default" w:ascii="Courier New" w:hAnsi="Courier New"/>
+        <w:rFonts w:ascii="Courier New" w:hAnsi="Courier New" w:hint="default"/>
         <w:sz w:val="20"/>
       </w:rPr>
     </w:lvl>
@@ -9392,7 +9208,7 @@
         <w:ind w:left="2160" w:hanging="360"/>
       </w:pPr>
       <w:rPr>
-        <w:rFonts w:hint="default" w:ascii="Wingdings" w:hAnsi="Wingdings"/>
+        <w:rFonts w:ascii="Wingdings" w:hAnsi="Wingdings" w:hint="default"/>
         <w:sz w:val="20"/>
       </w:rPr>
     </w:lvl>
@@ -9408,7 +9224,7 @@
         <w:ind w:left="2880" w:hanging="360"/>
       </w:pPr>
       <w:rPr>
-        <w:rFonts w:hint="default" w:ascii="Wingdings" w:hAnsi="Wingdings"/>
+        <w:rFonts w:ascii="Wingdings" w:hAnsi="Wingdings" w:hint="default"/>
         <w:sz w:val="20"/>
       </w:rPr>
     </w:lvl>
@@ -9424,7 +9240,7 @@
         <w:ind w:left="3600" w:hanging="360"/>
       </w:pPr>
       <w:rPr>
-        <w:rFonts w:hint="default" w:ascii="Wingdings" w:hAnsi="Wingdings"/>
+        <w:rFonts w:ascii="Wingdings" w:hAnsi="Wingdings" w:hint="default"/>
         <w:sz w:val="20"/>
       </w:rPr>
     </w:lvl>
@@ -9440,7 +9256,7 @@
         <w:ind w:left="4320" w:hanging="360"/>
       </w:pPr>
       <w:rPr>
-        <w:rFonts w:hint="default" w:ascii="Wingdings" w:hAnsi="Wingdings"/>
+        <w:rFonts w:ascii="Wingdings" w:hAnsi="Wingdings" w:hint="default"/>
         <w:sz w:val="20"/>
       </w:rPr>
     </w:lvl>
@@ -9456,7 +9272,7 @@
         <w:ind w:left="5040" w:hanging="360"/>
       </w:pPr>
       <w:rPr>
-        <w:rFonts w:hint="default" w:ascii="Wingdings" w:hAnsi="Wingdings"/>
+        <w:rFonts w:ascii="Wingdings" w:hAnsi="Wingdings" w:hint="default"/>
         <w:sz w:val="20"/>
       </w:rPr>
     </w:lvl>
@@ -9472,7 +9288,7 @@
         <w:ind w:left="5760" w:hanging="360"/>
       </w:pPr>
       <w:rPr>
-        <w:rFonts w:hint="default" w:ascii="Wingdings" w:hAnsi="Wingdings"/>
+        <w:rFonts w:ascii="Wingdings" w:hAnsi="Wingdings" w:hint="default"/>
         <w:sz w:val="20"/>
       </w:rPr>
     </w:lvl>
@@ -9488,7 +9304,7 @@
         <w:ind w:left="6480" w:hanging="360"/>
       </w:pPr>
       <w:rPr>
-        <w:rFonts w:hint="default" w:ascii="Wingdings" w:hAnsi="Wingdings"/>
+        <w:rFonts w:ascii="Wingdings" w:hAnsi="Wingdings" w:hint="default"/>
         <w:sz w:val="20"/>
       </w:rPr>
     </w:lvl>
@@ -9536,11 +9352,11 @@
 </file>
 
 <file path=word/styles.xml><?xml version="1.0" encoding="utf-8"?>
-<w:styles xmlns:wp14="http://schemas.microsoft.com/office/word/2010/wordprocessingDrawing" xmlns:mc="http://schemas.openxmlformats.org/markup-compatibility/2006" xmlns:r="http://schemas.openxmlformats.org/officeDocument/2006/relationships" xmlns:w="http://schemas.openxmlformats.org/wordprocessingml/2006/main" xmlns:w14="http://schemas.microsoft.com/office/word/2010/wordml" xmlns:w15="http://schemas.microsoft.com/office/word/2012/wordml" xmlns:w16cex="http://schemas.microsoft.com/office/word/2018/wordml/cex" xmlns:w16cid="http://schemas.microsoft.com/office/word/2016/wordml/cid" xmlns:w16="http://schemas.microsoft.com/office/word/2018/wordml" xmlns:w16du="http://schemas.microsoft.com/office/word/2023/wordml/word16du" xmlns:w16sdtdh="http://schemas.microsoft.com/office/word/2020/wordml/sdtdatahash" xmlns:w16sdtfl="http://schemas.microsoft.com/office/word/2024/wordml/sdtformatlock" xmlns:w16se="http://schemas.microsoft.com/office/word/2015/wordml/symex" mc:Ignorable="w14 w15 w16se w16cid w16 w16cex w16sdtdh w16sdtfl w16du wp14">
+<w:styles xmlns:mc="http://schemas.openxmlformats.org/markup-compatibility/2006" xmlns:r="http://schemas.openxmlformats.org/officeDocument/2006/relationships" xmlns:w="http://schemas.openxmlformats.org/wordprocessingml/2006/main" xmlns:w14="http://schemas.microsoft.com/office/word/2010/wordml" xmlns:w15="http://schemas.microsoft.com/office/word/2012/wordml" xmlns:w16cex="http://schemas.microsoft.com/office/word/2018/wordml/cex" xmlns:w16cid="http://schemas.microsoft.com/office/word/2016/wordml/cid" xmlns:w16="http://schemas.microsoft.com/office/word/2018/wordml" xmlns:w16du="http://schemas.microsoft.com/office/word/2023/wordml/word16du" xmlns:w16sdtdh="http://schemas.microsoft.com/office/word/2020/wordml/sdtdatahash" xmlns:w16sdtfl="http://schemas.microsoft.com/office/word/2024/wordml/sdtformatlock" xmlns:w16se="http://schemas.microsoft.com/office/word/2015/wordml/symex" mc:Ignorable="w14 w15 w16se w16cid w16 w16cex w16sdtdh w16sdtfl w16du">
   <w:docDefaults>
     <w:rPrDefault>
       <w:rPr>
-        <w:rFonts w:asciiTheme="minorHAnsi" w:hAnsiTheme="minorHAnsi" w:eastAsiaTheme="minorEastAsia" w:cstheme="minorBidi"/>
+        <w:rFonts w:asciiTheme="minorHAnsi" w:eastAsiaTheme="minorEastAsia" w:hAnsiTheme="minorHAnsi" w:cstheme="minorBidi"/>
         <w:kern w:val="2"/>
         <w:sz w:val="22"/>
         <w:szCs w:val="22"/>
@@ -9557,14 +9373,14 @@
   <w:latentStyles w:defLockedState="0" w:defUIPriority="99" w:defSemiHidden="0" w:defUnhideWhenUsed="0" w:defQFormat="0" w:count="376">
     <w:lsdException w:name="Normal" w:uiPriority="0" w:qFormat="1"/>
     <w:lsdException w:name="heading 1" w:uiPriority="9" w:qFormat="1"/>
-    <w:lsdException w:name="heading 2" w:uiPriority="9" w:semiHidden="1" w:unhideWhenUsed="1" w:qFormat="1"/>
-    <w:lsdException w:name="heading 3" w:uiPriority="9" w:semiHidden="1" w:unhideWhenUsed="1" w:qFormat="1"/>
-    <w:lsdException w:name="heading 4" w:uiPriority="9" w:semiHidden="1" w:unhideWhenUsed="1" w:qFormat="1"/>
-    <w:lsdException w:name="heading 5" w:uiPriority="9" w:semiHidden="1" w:unhideWhenUsed="1" w:qFormat="1"/>
-    <w:lsdException w:name="heading 6" w:uiPriority="9" w:semiHidden="1" w:unhideWhenUsed="1" w:qFormat="1"/>
-    <w:lsdException w:name="heading 7" w:uiPriority="9" w:semiHidden="1" w:unhideWhenUsed="1" w:qFormat="1"/>
-    <w:lsdException w:name="heading 8" w:uiPriority="9" w:semiHidden="1" w:unhideWhenUsed="1" w:qFormat="1"/>
-    <w:lsdException w:name="heading 9" w:uiPriority="9" w:semiHidden="1" w:unhideWhenUsed="1" w:qFormat="1"/>
+    <w:lsdException w:name="heading 2" w:semiHidden="1" w:uiPriority="9" w:unhideWhenUsed="1" w:qFormat="1"/>
+    <w:lsdException w:name="heading 3" w:semiHidden="1" w:uiPriority="9" w:unhideWhenUsed="1" w:qFormat="1"/>
+    <w:lsdException w:name="heading 4" w:semiHidden="1" w:uiPriority="9" w:unhideWhenUsed="1" w:qFormat="1"/>
+    <w:lsdException w:name="heading 5" w:semiHidden="1" w:uiPriority="9" w:unhideWhenUsed="1" w:qFormat="1"/>
+    <w:lsdException w:name="heading 6" w:semiHidden="1" w:uiPriority="9" w:unhideWhenUsed="1" w:qFormat="1"/>
+    <w:lsdException w:name="heading 7" w:semiHidden="1" w:uiPriority="9" w:unhideWhenUsed="1" w:qFormat="1"/>
+    <w:lsdException w:name="heading 8" w:semiHidden="1" w:uiPriority="9" w:unhideWhenUsed="1" w:qFormat="1"/>
+    <w:lsdException w:name="heading 9" w:semiHidden="1" w:uiPriority="9" w:unhideWhenUsed="1" w:qFormat="1"/>
     <w:lsdException w:name="index 1" w:semiHidden="1" w:unhideWhenUsed="1"/>
     <w:lsdException w:name="index 2" w:semiHidden="1" w:unhideWhenUsed="1"/>
     <w:lsdException w:name="index 3" w:semiHidden="1" w:unhideWhenUsed="1"/>
@@ -9574,22 +9390,22 @@
     <w:lsdException w:name="index 7" w:semiHidden="1" w:unhideWhenUsed="1"/>
     <w:lsdException w:name="index 8" w:semiHidden="1" w:unhideWhenUsed="1"/>
     <w:lsdException w:name="index 9" w:semiHidden="1" w:unhideWhenUsed="1"/>
-    <w:lsdException w:name="toc 1" w:uiPriority="39" w:semiHidden="1" w:unhideWhenUsed="1"/>
-    <w:lsdException w:name="toc 2" w:uiPriority="39" w:semiHidden="1" w:unhideWhenUsed="1"/>
-    <w:lsdException w:name="toc 3" w:uiPriority="39" w:semiHidden="1" w:unhideWhenUsed="1"/>
-    <w:lsdException w:name="toc 4" w:uiPriority="39" w:semiHidden="1" w:unhideWhenUsed="1"/>
-    <w:lsdException w:name="toc 5" w:uiPriority="39" w:semiHidden="1" w:unhideWhenUsed="1"/>
-    <w:lsdException w:name="toc 6" w:uiPriority="39" w:semiHidden="1" w:unhideWhenUsed="1"/>
-    <w:lsdException w:name="toc 7" w:uiPriority="39" w:semiHidden="1" w:unhideWhenUsed="1"/>
-    <w:lsdException w:name="toc 8" w:uiPriority="39" w:semiHidden="1" w:unhideWhenUsed="1"/>
-    <w:lsdException w:name="toc 9" w:uiPriority="39" w:semiHidden="1" w:unhideWhenUsed="1"/>
+    <w:lsdException w:name="toc 1" w:semiHidden="1" w:uiPriority="39" w:unhideWhenUsed="1"/>
+    <w:lsdException w:name="toc 2" w:semiHidden="1" w:uiPriority="39" w:unhideWhenUsed="1"/>
+    <w:lsdException w:name="toc 3" w:semiHidden="1" w:uiPriority="39" w:unhideWhenUsed="1"/>
+    <w:lsdException w:name="toc 4" w:semiHidden="1" w:uiPriority="39" w:unhideWhenUsed="1"/>
+    <w:lsdException w:name="toc 5" w:semiHidden="1" w:uiPriority="39" w:unhideWhenUsed="1"/>
+    <w:lsdException w:name="toc 6" w:semiHidden="1" w:uiPriority="39" w:unhideWhenUsed="1"/>
+    <w:lsdException w:name="toc 7" w:semiHidden="1" w:uiPriority="39" w:unhideWhenUsed="1"/>
+    <w:lsdException w:name="toc 8" w:semiHidden="1" w:uiPriority="39" w:unhideWhenUsed="1"/>
+    <w:lsdException w:name="toc 9" w:semiHidden="1" w:uiPriority="39" w:unhideWhenUsed="1"/>
     <w:lsdException w:name="Normal Indent" w:semiHidden="1" w:unhideWhenUsed="1"/>
     <w:lsdException w:name="footnote text" w:semiHidden="1" w:unhideWhenUsed="1"/>
     <w:lsdException w:name="annotation text" w:semiHidden="1" w:unhideWhenUsed="1"/>
     <w:lsdException w:name="header" w:semiHidden="1" w:unhideWhenUsed="1"/>
     <w:lsdException w:name="footer" w:semiHidden="1" w:unhideWhenUsed="1"/>
     <w:lsdException w:name="index heading" w:semiHidden="1" w:unhideWhenUsed="1"/>
-    <w:lsdException w:name="caption" w:uiPriority="35" w:semiHidden="1" w:unhideWhenUsed="1" w:qFormat="1"/>
+    <w:lsdException w:name="caption" w:semiHidden="1" w:uiPriority="35" w:unhideWhenUsed="1" w:qFormat="1"/>
     <w:lsdException w:name="table of figures" w:semiHidden="1" w:unhideWhenUsed="1"/>
     <w:lsdException w:name="envelope address" w:semiHidden="1" w:unhideWhenUsed="1"/>
     <w:lsdException w:name="envelope return" w:semiHidden="1" w:unhideWhenUsed="1"/>
@@ -9620,7 +9436,7 @@
     <w:lsdException w:name="Title" w:uiPriority="10" w:qFormat="1"/>
     <w:lsdException w:name="Closing" w:semiHidden="1" w:unhideWhenUsed="1"/>
     <w:lsdException w:name="Signature" w:semiHidden="1" w:unhideWhenUsed="1"/>
-    <w:lsdException w:name="Default Paragraph Font" w:uiPriority="1" w:semiHidden="1" w:unhideWhenUsed="1"/>
+    <w:lsdException w:name="Default Paragraph Font" w:semiHidden="1" w:uiPriority="1" w:unhideWhenUsed="1"/>
     <w:lsdException w:name="Body Text" w:semiHidden="1" w:unhideWhenUsed="1"/>
     <w:lsdException w:name="Body Text Indent" w:semiHidden="1" w:unhideWhenUsed="1"/>
     <w:lsdException w:name="List Continue" w:semiHidden="1" w:unhideWhenUsed="1"/>
@@ -9820,8 +9636,8 @@
     <w:lsdException w:name="Subtle Reference" w:uiPriority="31" w:qFormat="1"/>
     <w:lsdException w:name="Intense Reference" w:uiPriority="32" w:qFormat="1"/>
     <w:lsdException w:name="Book Title" w:uiPriority="33" w:qFormat="1"/>
-    <w:lsdException w:name="Bibliography" w:uiPriority="37" w:semiHidden="1" w:unhideWhenUsed="1"/>
-    <w:lsdException w:name="TOC Heading" w:uiPriority="39" w:semiHidden="1" w:unhideWhenUsed="1" w:qFormat="1"/>
+    <w:lsdException w:name="Bibliography" w:semiHidden="1" w:uiPriority="37" w:unhideWhenUsed="1"/>
+    <w:lsdException w:name="TOC Heading" w:semiHidden="1" w:uiPriority="39" w:unhideWhenUsed="1" w:qFormat="1"/>
     <w:lsdException w:name="Plain Table 1" w:uiPriority="41"/>
     <w:lsdException w:name="Plain Table 2" w:uiPriority="42"/>
     <w:lsdException w:name="Plain Table 3" w:uiPriority="43"/>
@@ -9932,7 +9748,7 @@
     <w:lsdException w:name="Unresolved Mention" w:semiHidden="1" w:unhideWhenUsed="1"/>
     <w:lsdException w:name="Smart Link" w:semiHidden="1" w:unhideWhenUsed="1"/>
   </w:latentStyles>
-  <w:style w:type="paragraph" w:styleId="Normal" w:default="1">
+  <w:style w:type="paragraph" w:default="1" w:styleId="Normal">
     <w:name w:val="Normal"/>
     <w:qFormat/>
     <w:rsid w:val="003D0F5C"/>
@@ -9941,7 +9757,7 @@
       <w:spacing w:after="0" w:line="240" w:lineRule="auto"/>
     </w:pPr>
     <w:rPr>
-      <w:rFonts w:ascii="Liberation Serif" w:hAnsi="Liberation Serif" w:eastAsia="NSimSun" w:cs="Arial"/>
+      <w:rFonts w:ascii="Liberation Serif" w:eastAsia="NSimSun" w:hAnsi="Liberation Serif" w:cs="Arial"/>
       <w:sz w:val="24"/>
       <w:szCs w:val="24"/>
       <w:lang w:val="en-US" w:bidi="hi-IN"/>
@@ -9964,7 +9780,7 @@
       <w:outlineLvl w:val="0"/>
     </w:pPr>
     <w:rPr>
-      <w:rFonts w:asciiTheme="majorHAnsi" w:hAnsiTheme="majorHAnsi" w:eastAsiaTheme="majorEastAsia" w:cstheme="majorBidi"/>
+      <w:rFonts w:asciiTheme="majorHAnsi" w:eastAsiaTheme="majorEastAsia" w:hAnsiTheme="majorHAnsi" w:cstheme="majorBidi"/>
       <w:color w:val="0F4761" w:themeColor="accent1" w:themeShade="BF"/>
       <w:sz w:val="40"/>
       <w:szCs w:val="40"/>
@@ -9989,7 +9805,7 @@
       <w:outlineLvl w:val="1"/>
     </w:pPr>
     <w:rPr>
-      <w:rFonts w:asciiTheme="majorHAnsi" w:hAnsiTheme="majorHAnsi" w:eastAsiaTheme="majorEastAsia" w:cstheme="majorBidi"/>
+      <w:rFonts w:asciiTheme="majorHAnsi" w:eastAsiaTheme="majorEastAsia" w:hAnsiTheme="majorHAnsi" w:cstheme="majorBidi"/>
       <w:color w:val="0F4761" w:themeColor="accent1" w:themeShade="BF"/>
       <w:sz w:val="32"/>
       <w:szCs w:val="32"/>
@@ -10014,7 +9830,7 @@
       <w:outlineLvl w:val="2"/>
     </w:pPr>
     <w:rPr>
-      <w:rFonts w:asciiTheme="minorHAnsi" w:hAnsiTheme="minorHAnsi" w:eastAsiaTheme="majorEastAsia" w:cstheme="majorBidi"/>
+      <w:rFonts w:asciiTheme="minorHAnsi" w:eastAsiaTheme="majorEastAsia" w:hAnsiTheme="minorHAnsi" w:cstheme="majorBidi"/>
       <w:color w:val="0F4761" w:themeColor="accent1" w:themeShade="BF"/>
       <w:sz w:val="28"/>
       <w:szCs w:val="28"/>
@@ -10040,7 +9856,7 @@
       <w:outlineLvl w:val="3"/>
     </w:pPr>
     <w:rPr>
-      <w:rFonts w:asciiTheme="minorHAnsi" w:hAnsiTheme="minorHAnsi" w:eastAsiaTheme="majorEastAsia" w:cstheme="majorBidi"/>
+      <w:rFonts w:asciiTheme="minorHAnsi" w:eastAsiaTheme="majorEastAsia" w:hAnsiTheme="minorHAnsi" w:cstheme="majorBidi"/>
       <w:i/>
       <w:iCs/>
       <w:color w:val="0F4761" w:themeColor="accent1" w:themeShade="BF"/>
@@ -10068,7 +9884,7 @@
       <w:outlineLvl w:val="4"/>
     </w:pPr>
     <w:rPr>
-      <w:rFonts w:asciiTheme="minorHAnsi" w:hAnsiTheme="minorHAnsi" w:eastAsiaTheme="majorEastAsia" w:cstheme="majorBidi"/>
+      <w:rFonts w:asciiTheme="minorHAnsi" w:eastAsiaTheme="majorEastAsia" w:hAnsiTheme="minorHAnsi" w:cstheme="majorBidi"/>
       <w:color w:val="0F4761" w:themeColor="accent1" w:themeShade="BF"/>
       <w:sz w:val="22"/>
       <w:szCs w:val="22"/>
@@ -10094,7 +9910,7 @@
       <w:outlineLvl w:val="5"/>
     </w:pPr>
     <w:rPr>
-      <w:rFonts w:asciiTheme="minorHAnsi" w:hAnsiTheme="minorHAnsi" w:eastAsiaTheme="majorEastAsia" w:cstheme="majorBidi"/>
+      <w:rFonts w:asciiTheme="minorHAnsi" w:eastAsiaTheme="majorEastAsia" w:hAnsiTheme="minorHAnsi" w:cstheme="majorBidi"/>
       <w:i/>
       <w:iCs/>
       <w:color w:val="595959" w:themeColor="text1" w:themeTint="A6"/>
@@ -10122,7 +9938,7 @@
       <w:outlineLvl w:val="6"/>
     </w:pPr>
     <w:rPr>
-      <w:rFonts w:asciiTheme="minorHAnsi" w:hAnsiTheme="minorHAnsi" w:eastAsiaTheme="majorEastAsia" w:cstheme="majorBidi"/>
+      <w:rFonts w:asciiTheme="minorHAnsi" w:eastAsiaTheme="majorEastAsia" w:hAnsiTheme="minorHAnsi" w:cstheme="majorBidi"/>
       <w:color w:val="595959" w:themeColor="text1" w:themeTint="A6"/>
       <w:sz w:val="22"/>
       <w:szCs w:val="22"/>
@@ -10148,7 +9964,7 @@
       <w:outlineLvl w:val="7"/>
     </w:pPr>
     <w:rPr>
-      <w:rFonts w:asciiTheme="minorHAnsi" w:hAnsiTheme="minorHAnsi" w:eastAsiaTheme="majorEastAsia" w:cstheme="majorBidi"/>
+      <w:rFonts w:asciiTheme="minorHAnsi" w:eastAsiaTheme="majorEastAsia" w:hAnsiTheme="minorHAnsi" w:cstheme="majorBidi"/>
       <w:i/>
       <w:iCs/>
       <w:color w:val="272727" w:themeColor="text1" w:themeTint="D8"/>
@@ -10176,7 +9992,7 @@
       <w:outlineLvl w:val="8"/>
     </w:pPr>
     <w:rPr>
-      <w:rFonts w:asciiTheme="minorHAnsi" w:hAnsiTheme="minorHAnsi" w:eastAsiaTheme="majorEastAsia" w:cstheme="majorBidi"/>
+      <w:rFonts w:asciiTheme="minorHAnsi" w:eastAsiaTheme="majorEastAsia" w:hAnsiTheme="minorHAnsi" w:cstheme="majorBidi"/>
       <w:color w:val="272727" w:themeColor="text1" w:themeTint="D8"/>
       <w:sz w:val="22"/>
       <w:szCs w:val="22"/>
@@ -10184,13 +10000,13 @@
       <w14:ligatures w14:val="standardContextual"/>
     </w:rPr>
   </w:style>
-  <w:style w:type="character" w:styleId="DefaultParagraphFont" w:default="1">
+  <w:style w:type="character" w:default="1" w:styleId="DefaultParagraphFont">
     <w:name w:val="Default Paragraph Font"/>
     <w:uiPriority w:val="1"/>
     <w:semiHidden/>
     <w:unhideWhenUsed/>
   </w:style>
-  <w:style w:type="table" w:styleId="TableNormal" w:default="1">
+  <w:style w:type="table" w:default="1" w:styleId="TableNormal">
     <w:name w:val="Normal Table"/>
     <w:uiPriority w:val="99"/>
     <w:semiHidden/>
@@ -10205,39 +10021,39 @@
       </w:tblCellMar>
     </w:tblPr>
   </w:style>
-  <w:style w:type="numbering" w:styleId="NoList" w:default="1">
+  <w:style w:type="numbering" w:default="1" w:styleId="NoList">
     <w:name w:val="No List"/>
     <w:uiPriority w:val="99"/>
     <w:semiHidden/>
     <w:unhideWhenUsed/>
   </w:style>
-  <w:style w:type="character" w:styleId="Heading1Char" w:customStyle="1">
+  <w:style w:type="character" w:customStyle="1" w:styleId="Heading1Char">
     <w:name w:val="Heading 1 Char"/>
     <w:basedOn w:val="DefaultParagraphFont"/>
     <w:link w:val="Heading1"/>
     <w:uiPriority w:val="9"/>
     <w:rsid w:val="003D0F5C"/>
     <w:rPr>
-      <w:rFonts w:asciiTheme="majorHAnsi" w:hAnsiTheme="majorHAnsi" w:eastAsiaTheme="majorEastAsia" w:cstheme="majorBidi"/>
+      <w:rFonts w:asciiTheme="majorHAnsi" w:eastAsiaTheme="majorEastAsia" w:hAnsiTheme="majorHAnsi" w:cstheme="majorBidi"/>
       <w:color w:val="0F4761" w:themeColor="accent1" w:themeShade="BF"/>
       <w:sz w:val="40"/>
       <w:szCs w:val="40"/>
     </w:rPr>
   </w:style>
-  <w:style w:type="character" w:styleId="Heading2Char" w:customStyle="1">
+  <w:style w:type="character" w:customStyle="1" w:styleId="Heading2Char">
     <w:name w:val="Heading 2 Char"/>
     <w:basedOn w:val="DefaultParagraphFont"/>
     <w:link w:val="Heading2"/>
     <w:uiPriority w:val="9"/>
     <w:rsid w:val="003D0F5C"/>
     <w:rPr>
-      <w:rFonts w:asciiTheme="majorHAnsi" w:hAnsiTheme="majorHAnsi" w:eastAsiaTheme="majorEastAsia" w:cstheme="majorBidi"/>
+      <w:rFonts w:asciiTheme="majorHAnsi" w:eastAsiaTheme="majorEastAsia" w:hAnsiTheme="majorHAnsi" w:cstheme="majorBidi"/>
       <w:color w:val="0F4761" w:themeColor="accent1" w:themeShade="BF"/>
       <w:sz w:val="32"/>
       <w:szCs w:val="32"/>
     </w:rPr>
   </w:style>
-  <w:style w:type="character" w:styleId="Heading3Char" w:customStyle="1">
+  <w:style w:type="character" w:customStyle="1" w:styleId="Heading3Char">
     <w:name w:val="Heading 3 Char"/>
     <w:basedOn w:val="DefaultParagraphFont"/>
     <w:link w:val="Heading3"/>
@@ -10250,7 +10066,7 @@
       <w:szCs w:val="28"/>
     </w:rPr>
   </w:style>
-  <w:style w:type="character" w:styleId="Heading4Char" w:customStyle="1">
+  <w:style w:type="character" w:customStyle="1" w:styleId="Heading4Char">
     <w:name w:val="Heading 4 Char"/>
     <w:basedOn w:val="DefaultParagraphFont"/>
     <w:link w:val="Heading4"/>
@@ -10264,7 +10080,7 @@
       <w:color w:val="0F4761" w:themeColor="accent1" w:themeShade="BF"/>
     </w:rPr>
   </w:style>
-  <w:style w:type="character" w:styleId="Heading5Char" w:customStyle="1">
+  <w:style w:type="character" w:customStyle="1" w:styleId="Heading5Char">
     <w:name w:val="Heading 5 Char"/>
     <w:basedOn w:val="DefaultParagraphFont"/>
     <w:link w:val="Heading5"/>
@@ -10276,7 +10092,7 @@
       <w:color w:val="0F4761" w:themeColor="accent1" w:themeShade="BF"/>
     </w:rPr>
   </w:style>
-  <w:style w:type="character" w:styleId="Heading6Char" w:customStyle="1">
+  <w:style w:type="character" w:customStyle="1" w:styleId="Heading6Char">
     <w:name w:val="Heading 6 Char"/>
     <w:basedOn w:val="DefaultParagraphFont"/>
     <w:link w:val="Heading6"/>
@@ -10290,7 +10106,7 @@
       <w:color w:val="595959" w:themeColor="text1" w:themeTint="A6"/>
     </w:rPr>
   </w:style>
-  <w:style w:type="character" w:styleId="Heading7Char" w:customStyle="1">
+  <w:style w:type="character" w:customStyle="1" w:styleId="Heading7Char">
     <w:name w:val="Heading 7 Char"/>
     <w:basedOn w:val="DefaultParagraphFont"/>
     <w:link w:val="Heading7"/>
@@ -10302,7 +10118,7 @@
       <w:color w:val="595959" w:themeColor="text1" w:themeTint="A6"/>
     </w:rPr>
   </w:style>
-  <w:style w:type="character" w:styleId="Heading8Char" w:customStyle="1">
+  <w:style w:type="character" w:customStyle="1" w:styleId="Heading8Char">
     <w:name w:val="Heading 8 Char"/>
     <w:basedOn w:val="DefaultParagraphFont"/>
     <w:link w:val="Heading8"/>
@@ -10316,7 +10132,7 @@
       <w:color w:val="272727" w:themeColor="text1" w:themeTint="D8"/>
     </w:rPr>
   </w:style>
-  <w:style w:type="character" w:styleId="Heading9Char" w:customStyle="1">
+  <w:style w:type="character" w:customStyle="1" w:styleId="Heading9Char">
     <w:name w:val="Heading 9 Char"/>
     <w:basedOn w:val="DefaultParagraphFont"/>
     <w:link w:val="Heading9"/>
@@ -10342,7 +10158,7 @@
       <w:contextualSpacing/>
     </w:pPr>
     <w:rPr>
-      <w:rFonts w:asciiTheme="majorHAnsi" w:hAnsiTheme="majorHAnsi" w:eastAsiaTheme="majorEastAsia" w:cstheme="majorBidi"/>
+      <w:rFonts w:asciiTheme="majorHAnsi" w:eastAsiaTheme="majorEastAsia" w:hAnsiTheme="majorHAnsi" w:cstheme="majorBidi"/>
       <w:spacing w:val="-10"/>
       <w:kern w:val="28"/>
       <w:sz w:val="56"/>
@@ -10351,14 +10167,14 @@
       <w14:ligatures w14:val="standardContextual"/>
     </w:rPr>
   </w:style>
-  <w:style w:type="character" w:styleId="TitleChar" w:customStyle="1">
+  <w:style w:type="character" w:customStyle="1" w:styleId="TitleChar">
     <w:name w:val="Title Char"/>
     <w:basedOn w:val="DefaultParagraphFont"/>
     <w:link w:val="Title"/>
     <w:uiPriority w:val="10"/>
     <w:rsid w:val="003D0F5C"/>
     <w:rPr>
-      <w:rFonts w:asciiTheme="majorHAnsi" w:hAnsiTheme="majorHAnsi" w:eastAsiaTheme="majorEastAsia" w:cstheme="majorBidi"/>
+      <w:rFonts w:asciiTheme="majorHAnsi" w:eastAsiaTheme="majorEastAsia" w:hAnsiTheme="majorHAnsi" w:cstheme="majorBidi"/>
       <w:spacing w:val="-10"/>
       <w:kern w:val="28"/>
       <w:sz w:val="56"/>
@@ -10381,7 +10197,7 @@
       <w:spacing w:after="160" w:line="259" w:lineRule="auto"/>
     </w:pPr>
     <w:rPr>
-      <w:rFonts w:asciiTheme="minorHAnsi" w:hAnsiTheme="minorHAnsi" w:eastAsiaTheme="majorEastAsia" w:cstheme="majorBidi"/>
+      <w:rFonts w:asciiTheme="minorHAnsi" w:eastAsiaTheme="majorEastAsia" w:hAnsiTheme="minorHAnsi" w:cstheme="majorBidi"/>
       <w:color w:val="595959" w:themeColor="text1" w:themeTint="A6"/>
       <w:spacing w:val="15"/>
       <w:sz w:val="28"/>
@@ -10390,7 +10206,7 @@
       <w14:ligatures w14:val="standardContextual"/>
     </w:rPr>
   </w:style>
-  <w:style w:type="character" w:styleId="SubtitleChar" w:customStyle="1">
+  <w:style w:type="character" w:customStyle="1" w:styleId="SubtitleChar">
     <w:name w:val="Subtitle Char"/>
     <w:basedOn w:val="DefaultParagraphFont"/>
     <w:link w:val="Subtitle"/>
@@ -10418,7 +10234,7 @@
       <w:jc w:val="center"/>
     </w:pPr>
     <w:rPr>
-      <w:rFonts w:asciiTheme="minorHAnsi" w:hAnsiTheme="minorHAnsi" w:eastAsiaTheme="minorEastAsia" w:cstheme="minorBidi"/>
+      <w:rFonts w:asciiTheme="minorHAnsi" w:eastAsiaTheme="minorEastAsia" w:hAnsiTheme="minorHAnsi" w:cstheme="minorBidi"/>
       <w:i/>
       <w:iCs/>
       <w:color w:val="404040" w:themeColor="text1" w:themeTint="BF"/>
@@ -10428,7 +10244,7 @@
       <w14:ligatures w14:val="standardContextual"/>
     </w:rPr>
   </w:style>
-  <w:style w:type="character" w:styleId="QuoteChar" w:customStyle="1">
+  <w:style w:type="character" w:customStyle="1" w:styleId="QuoteChar">
     <w:name w:val="Quote Char"/>
     <w:basedOn w:val="DefaultParagraphFont"/>
     <w:link w:val="Quote"/>
@@ -10453,7 +10269,7 @@
       <w:contextualSpacing/>
     </w:pPr>
     <w:rPr>
-      <w:rFonts w:asciiTheme="minorHAnsi" w:hAnsiTheme="minorHAnsi" w:eastAsiaTheme="minorEastAsia" w:cstheme="minorBidi"/>
+      <w:rFonts w:asciiTheme="minorHAnsi" w:eastAsiaTheme="minorEastAsia" w:hAnsiTheme="minorHAnsi" w:cstheme="minorBidi"/>
       <w:sz w:val="22"/>
       <w:szCs w:val="22"/>
       <w:lang w:val="en-CA" w:bidi="ar-SA"/>
@@ -10482,8 +10298,8 @@
     <w:rsid w:val="003D0F5C"/>
     <w:pPr>
       <w:pBdr>
-        <w:top w:val="single" w:color="0F4761" w:themeColor="accent1" w:themeShade="BF" w:sz="4" w:space="10"/>
-        <w:bottom w:val="single" w:color="0F4761" w:themeColor="accent1" w:themeShade="BF" w:sz="4" w:space="10"/>
+        <w:top w:val="single" w:sz="4" w:space="10" w:color="0F4761" w:themeColor="accent1" w:themeShade="BF"/>
+        <w:bottom w:val="single" w:sz="4" w:space="10" w:color="0F4761" w:themeColor="accent1" w:themeShade="BF"/>
       </w:pBdr>
       <w:suppressAutoHyphens w:val="0"/>
       <w:spacing w:before="360" w:after="360" w:line="259" w:lineRule="auto"/>
@@ -10491,7 +10307,7 @@
       <w:jc w:val="center"/>
     </w:pPr>
     <w:rPr>
-      <w:rFonts w:asciiTheme="minorHAnsi" w:hAnsiTheme="minorHAnsi" w:eastAsiaTheme="minorEastAsia" w:cstheme="minorBidi"/>
+      <w:rFonts w:asciiTheme="minorHAnsi" w:eastAsiaTheme="minorEastAsia" w:hAnsiTheme="minorHAnsi" w:cstheme="minorBidi"/>
       <w:i/>
       <w:iCs/>
       <w:color w:val="0F4761" w:themeColor="accent1" w:themeShade="BF"/>
@@ -10501,7 +10317,7 @@
       <w14:ligatures w14:val="standardContextual"/>
     </w:rPr>
   </w:style>
-  <w:style w:type="character" w:styleId="IntenseQuoteChar" w:customStyle="1">
+  <w:style w:type="character" w:customStyle="1" w:styleId="IntenseQuoteChar">
     <w:name w:val="Intense Quote Char"/>
     <w:basedOn w:val="DefaultParagraphFont"/>
     <w:link w:val="IntenseQuote"/>
@@ -10556,14 +10372,14 @@
       <w:szCs w:val="21"/>
     </w:rPr>
   </w:style>
-  <w:style w:type="character" w:styleId="HeaderChar" w:customStyle="1">
+  <w:style w:type="character" w:customStyle="1" w:styleId="HeaderChar">
     <w:name w:val="Header Char"/>
     <w:basedOn w:val="DefaultParagraphFont"/>
     <w:link w:val="Header"/>
     <w:uiPriority w:val="99"/>
     <w:rsid w:val="003D0F5C"/>
     <w:rPr>
-      <w:rFonts w:ascii="Liberation Serif" w:hAnsi="Liberation Serif" w:eastAsia="NSimSun" w:cs="Mangal"/>
+      <w:rFonts w:ascii="Liberation Serif" w:eastAsia="NSimSun" w:hAnsi="Liberation Serif" w:cs="Mangal"/>
       <w:sz w:val="24"/>
       <w:szCs w:val="21"/>
       <w:lang w:val="en-US" w:bidi="hi-IN"/>
@@ -10580,12 +10396,12 @@
     </w:pPr>
     <w:tblPr>
       <w:tblBorders>
-        <w:top w:val="single" w:color="auto" w:sz="4" w:space="0"/>
-        <w:left w:val="single" w:color="auto" w:sz="4" w:space="0"/>
-        <w:bottom w:val="single" w:color="auto" w:sz="4" w:space="0"/>
-        <w:right w:val="single" w:color="auto" w:sz="4" w:space="0"/>
-        <w:insideH w:val="single" w:color="auto" w:sz="4" w:space="0"/>
-        <w:insideV w:val="single" w:color="auto" w:sz="4" w:space="0"/>
+        <w:top w:val="single" w:sz="4" w:space="0" w:color="auto"/>
+        <w:left w:val="single" w:sz="4" w:space="0" w:color="auto"/>
+        <w:bottom w:val="single" w:sz="4" w:space="0" w:color="auto"/>
+        <w:right w:val="single" w:sz="4" w:space="0" w:color="auto"/>
+        <w:insideH w:val="single" w:sz="4" w:space="0" w:color="auto"/>
+        <w:insideV w:val="single" w:sz="4" w:space="0" w:color="auto"/>
       </w:tblBorders>
     </w:tblPr>
   </w:style>
@@ -10624,11 +10440,40 @@
       <w:shd w:val="clear" w:color="auto" w:fill="E1DFDD"/>
     </w:rPr>
   </w:style>
+  <w:style w:type="paragraph" w:styleId="Revision">
+    <w:name w:val="Revision"/>
+    <w:hidden/>
+    <w:uiPriority w:val="99"/>
+    <w:semiHidden/>
+    <w:rsid w:val="00DA1ECE"/>
+    <w:pPr>
+      <w:spacing w:after="0" w:line="240" w:lineRule="auto"/>
+    </w:pPr>
+    <w:rPr>
+      <w:rFonts w:ascii="Liberation Serif" w:eastAsia="NSimSun" w:hAnsi="Liberation Serif" w:cs="Mangal"/>
+      <w:sz w:val="24"/>
+      <w:szCs w:val="21"/>
+      <w:lang w:val="en-US" w:bidi="hi-IN"/>
+      <w14:ligatures w14:val="none"/>
+    </w:rPr>
+  </w:style>
+  <w:style w:type="character" w:styleId="FollowedHyperlink">
+    <w:name w:val="FollowedHyperlink"/>
+    <w:basedOn w:val="DefaultParagraphFont"/>
+    <w:uiPriority w:val="99"/>
+    <w:semiHidden/>
+    <w:unhideWhenUsed/>
+    <w:rsid w:val="00DA1ECE"/>
+    <w:rPr>
+      <w:color w:val="96607D" w:themeColor="followedHyperlink"/>
+      <w:u w:val="single"/>
+    </w:rPr>
+  </w:style>
 </w:styles>
 </file>
 
 <file path=word/theme/theme1.xml><?xml version="1.0" encoding="utf-8"?>
-<a:theme xmlns:a="http://schemas.openxmlformats.org/drawingml/2006/main" xmlns:thm15="http://schemas.microsoft.com/office/thememl/2012/main" name="Office Theme">
+<a:theme xmlns:a="http://schemas.openxmlformats.org/drawingml/2006/main" name="Office Theme">
   <a:themeElements>
     <a:clrScheme name="Office">
       <a:dk1>
